--- a/experiments/report_machine/office/output/比亚迪/20260729_比亚迪_midday.docx
+++ b/experiments/report_machine/office/output/比亚迪/20260729_比亚迪_midday.docx
@@ -4,282 +4,703 @@
   <w:body>
     <w:p>
       <w:pPr>
-        <w:pStyle w:val="Heading1"/>
+        <w:spacing w:before="240" w:after="240"/>
+        <w:pBdr>
+          <w:bottom w:val="single" w:sz="4" w:space="1" w:color="D0D7DE"/>
+        </w:pBdr>
+      </w:pPr>
+    </w:p>
+    <w:p>
+      <w:pPr>
+        <w:spacing w:before="480" w:after="80" w:line="288" w:lineRule="auto"/>
+        <w:pBdr>
+          <w:bottom w:val="single" w:sz="4" w:space="4" w:color="D0D7DE"/>
+        </w:pBdr>
       </w:pPr>
       <w:r>
+        <w:rPr>
+          <w:rFonts w:ascii="Microsoft YaHei" w:hAnsi="Microsoft YaHei"/>
+          <w:b/>
+          <w:color w:val="1A1A1A"/>
+          <w:sz w:val="36"/>
+        </w:rPr>
         <w:t>比亚迪（002594.SZ）午间分析报告</w:t>
       </w:r>
     </w:p>
     <w:p>
       <w:r>
         <w:rPr>
+          <w:rFonts w:ascii="Microsoft YaHei" w:hAnsi="Microsoft YaHei"/>
           <w:b/>
+          <w:color w:val="1A1A1A"/>
         </w:rPr>
-        <w:t>数据截止时间：2026年7月28日 11:30</w:t>
+        <w:t>数据截止</w:t>
+      </w:r>
+      <w:r>
+        <w:rPr>
+          <w:rFonts w:ascii="Microsoft YaHei" w:hAnsi="Microsoft YaHei"/>
+        </w:rPr>
+        <w:t xml:space="preserve">：今日 11:30 收盘 | </w:t>
+      </w:r>
+      <w:r>
+        <w:rPr>
+          <w:rFonts w:ascii="Microsoft YaHei" w:hAnsi="Microsoft YaHei"/>
+          <w:b/>
+          <w:color w:val="1A1A1A"/>
+        </w:rPr>
+        <w:t>当前价</w:t>
+      </w:r>
+      <w:r>
+        <w:rPr>
+          <w:rFonts w:ascii="Microsoft YaHei" w:hAnsi="Microsoft YaHei"/>
+        </w:rPr>
+        <w:t xml:space="preserve">：93.92 元 | </w:t>
+      </w:r>
+      <w:r>
+        <w:rPr>
+          <w:rFonts w:ascii="Microsoft YaHei" w:hAnsi="Microsoft YaHei"/>
+          <w:b/>
+          <w:color w:val="1A1A1A"/>
+        </w:rPr>
+        <w:t>涨跌幅</w:t>
+      </w:r>
+      <w:r>
+        <w:rPr>
+          <w:rFonts w:ascii="Microsoft YaHei" w:hAnsi="Microsoft YaHei"/>
+        </w:rPr>
+        <w:t>：+0.48%</w:t>
       </w:r>
     </w:p>
     <w:p>
       <w:pPr>
-        <w:spacing w:before="120" w:after="120"/>
+        <w:spacing w:before="240" w:after="240"/>
+        <w:pBdr>
+          <w:bottom w:val="single" w:sz="4" w:space="1" w:color="D0D7DE"/>
+        </w:pBdr>
+      </w:pPr>
+    </w:p>
+    <w:p>
+      <w:pPr>
+        <w:spacing w:before="360" w:after="80" w:line="288" w:lineRule="auto"/>
+        <w:pBdr>
+          <w:bottom w:val="single" w:sz="4" w:space="4" w:color="D0D7DE"/>
+        </w:pBdr>
       </w:pPr>
       <w:r>
         <w:rPr>
-          <w:color w:val="B4B4B4"/>
-          <w:sz w:val="16"/>
+          <w:rFonts w:ascii="Microsoft YaHei" w:hAnsi="Microsoft YaHei"/>
+          <w:b/>
+          <w:color w:val="1A1A1A"/>
+          <w:sz w:val="28"/>
         </w:rPr>
-        <w:t>────────────────────────────────────────</w:t>
-      </w:r>
-    </w:p>
-    <w:p>
-      <w:pPr>
-        <w:pStyle w:val="Heading2"/>
-      </w:pPr>
-      <w:r>
         <w:t>市场概况</w:t>
       </w:r>
     </w:p>
     <w:p>
       <w:r>
-        <w:t xml:space="preserve">今日A股市场出现剧烈分化。创业板指盘中一度跌逾 </w:t>
+        <w:rPr>
+          <w:rFonts w:ascii="Microsoft YaHei" w:hAnsi="Microsoft YaHei"/>
+        </w:rPr>
+        <w:t>今日全市场情绪维持高位（</w:t>
       </w:r>
       <w:r>
         <w:rPr>
+          <w:rFonts w:ascii="Microsoft YaHei" w:hAnsi="Microsoft YaHei"/>
           <w:b/>
+          <w:color w:val="1A1A1A"/>
         </w:rPr>
-        <w:t>6%</w:t>
-      </w:r>
-      <w:r>
-        <w:t xml:space="preserve">，沪指跌 </w:t>
+        <w:t>热度 68</w:t>
       </w:r>
       <w:r>
         <w:rPr>
-          <w:b/>
+          <w:rFonts w:ascii="Microsoft YaHei" w:hAnsi="Microsoft YaHei"/>
         </w:rPr>
-        <w:t>1.48%</w:t>
-      </w:r>
-      <w:r>
-        <w:t xml:space="preserve">，深成指跌 </w:t>
+        <w:t xml:space="preserve">），上涨个股达 </w:t>
       </w:r>
       <w:r>
         <w:rPr>
+          <w:rFonts w:ascii="Microsoft YaHei" w:hAnsi="Microsoft YaHei"/>
           <w:b/>
+          <w:color w:val="1A1A1A"/>
         </w:rPr>
-        <w:t>3.96%</w:t>
-      </w:r>
-      <w:r>
-        <w:t xml:space="preserve">。算力硬件、半导体芯片、贵金属等方向跌幅居前，全市场下跌个股近 </w:t>
+        <w:t>4,090 只</w:t>
       </w:r>
       <w:r>
         <w:rPr>
-          <w:b/>
+          <w:rFonts w:ascii="Microsoft YaHei" w:hAnsi="Microsoft YaHei"/>
         </w:rPr>
-        <w:t>3100只</w:t>
-      </w:r>
-      <w:r>
-        <w:t xml:space="preserve">。外围方面，韩国KOSPI指数跌幅扩大至 </w:t>
+        <w:t xml:space="preserve">（占比 83%），涨停 </w:t>
       </w:r>
       <w:r>
         <w:rPr>
+          <w:rFonts w:ascii="Microsoft YaHei" w:hAnsi="Microsoft YaHei"/>
           <w:b/>
+          <w:color w:val="1A1A1A"/>
         </w:rPr>
-        <w:t>10%</w:t>
+        <w:t>76 只</w:t>
       </w:r>
       <w:r>
-        <w:t>，SK海力士跌超13%、三星电子跌逾12%，全球半导体抛售情绪传导至A股。</w:t>
+        <w:rPr>
+          <w:rFonts w:ascii="Microsoft YaHei" w:hAnsi="Microsoft YaHei"/>
+        </w:rPr>
+        <w:t xml:space="preserve">，跌停仅 10 只，整体呈现普涨格局。两市成交额 </w:t>
+      </w:r>
+      <w:r>
+        <w:rPr>
+          <w:rFonts w:ascii="Microsoft YaHei" w:hAnsi="Microsoft YaHei"/>
+          <w:b/>
+          <w:color w:val="1A1A1A"/>
+        </w:rPr>
+        <w:t>2.06 万亿</w:t>
+      </w:r>
+      <w:r>
+        <w:rPr>
+          <w:rFonts w:ascii="Microsoft YaHei" w:hAnsi="Microsoft YaHei"/>
+        </w:rPr>
+        <w:t xml:space="preserve">，较前日放量 </w:t>
+      </w:r>
+      <w:r>
+        <w:rPr>
+          <w:rFonts w:ascii="Microsoft YaHei" w:hAnsi="Microsoft YaHei"/>
+          <w:b/>
+          <w:color w:val="1A1A1A"/>
+        </w:rPr>
+        <w:t>2,960 亿</w:t>
+      </w:r>
+      <w:r>
+        <w:rPr>
+          <w:rFonts w:ascii="Microsoft YaHei" w:hAnsi="Microsoft YaHei"/>
+        </w:rPr>
+        <w:t>，资金参与度显著提升。</w:t>
       </w:r>
     </w:p>
     <w:p>
       <w:r>
-        <w:t xml:space="preserve">在此背景下，比亚迪逆势收报 </w:t>
+        <w:rPr>
+          <w:rFonts w:ascii="Microsoft YaHei" w:hAnsi="Microsoft YaHei"/>
+        </w:rPr>
+        <w:t>然而，市场分化剧烈——</w:t>
       </w:r>
       <w:r>
         <w:rPr>
+          <w:rFonts w:ascii="Microsoft YaHei" w:hAnsi="Microsoft YaHei"/>
           <w:b/>
+          <w:color w:val="1A1A1A"/>
         </w:rPr>
-        <w:t>93.92元</w:t>
-      </w:r>
-      <w:r>
-        <w:t xml:space="preserve">，涨幅 </w:t>
+        <w:t>创业板指盘中一度跌逾 6%</w:t>
       </w:r>
       <w:r>
         <w:rPr>
-          <w:b/>
+          <w:rFonts w:ascii="Microsoft YaHei" w:hAnsi="Microsoft YaHei"/>
         </w:rPr>
-        <w:t>+0.48%</w:t>
+        <w:t>，科创50 跌超 6%，算力硬件、半导体芯片板块领跌；而主板蓝筹在权重股带动下表现强势。</w:t>
       </w:r>
       <w:r>
-        <w:t>，表现显著强于大盘及同行业板块，展示出较强的资金防御属性。</w:t>
+        <w:rPr>
+          <w:rFonts w:ascii="Microsoft YaHei" w:hAnsi="Microsoft YaHei"/>
+          <w:b/>
+          <w:color w:val="1A1A1A"/>
+        </w:rPr>
+        <w:t>比亚迪微涨 0.48%</w:t>
+      </w:r>
+      <w:r>
+        <w:rPr>
+          <w:rFonts w:ascii="Microsoft YaHei" w:hAnsi="Microsoft YaHei"/>
+        </w:rPr>
+        <w:t>，大幅跑输全市场均值，但跑赢新能源汽车板块及创业板整体表现。</w:t>
       </w:r>
     </w:p>
     <w:p>
       <w:pPr>
-        <w:spacing w:before="120" w:after="120"/>
+        <w:spacing w:before="240" w:after="240"/>
+        <w:pBdr>
+          <w:bottom w:val="single" w:sz="4" w:space="1" w:color="D0D7DE"/>
+        </w:pBdr>
+      </w:pPr>
+    </w:p>
+    <w:p>
+      <w:pPr>
+        <w:spacing w:before="360" w:after="80" w:line="288" w:lineRule="auto"/>
+        <w:pBdr>
+          <w:bottom w:val="single" w:sz="4" w:space="4" w:color="D0D7DE"/>
+        </w:pBdr>
       </w:pPr>
       <w:r>
         <w:rPr>
-          <w:color w:val="B4B4B4"/>
-          <w:sz w:val="16"/>
+          <w:rFonts w:ascii="Microsoft YaHei" w:hAnsi="Microsoft YaHei"/>
+          <w:b/>
+          <w:color w:val="1A1A1A"/>
+          <w:sz w:val="28"/>
         </w:rPr>
-        <w:t>────────────────────────────────────────</w:t>
-      </w:r>
-    </w:p>
-    <w:p>
-      <w:pPr>
-        <w:pStyle w:val="Heading2"/>
-      </w:pPr>
-      <w:r>
         <w:t>个股分析</w:t>
       </w:r>
     </w:p>
+    <w:tbl>
+      <w:tblPr>
+        <w:tblStyle w:val="TableGrid"/>
+        <w:tblW w:type="auto" w:w="0"/>
+        <w:jc w:val="center"/>
+        <w:tblLayout w:type="autofit"/>
+        <w:tblLook w:firstColumn="1" w:firstRow="1" w:lastColumn="0" w:lastRow="0" w:noHBand="0" w:noVBand="1" w:val="04A0"/>
+      </w:tblPr>
+      <w:tblGrid>
+        <w:gridCol w:w="4533"/>
+        <w:gridCol w:w="4533"/>
+      </w:tblGrid>
+      <w:tr>
+        <w:tc>
+          <w:tcPr>
+            <w:tcW w:type="dxa" w:w="4533"/>
+            <w:shd w:fill="F6F8FA" w:val="clear"/>
+          </w:tcPr>
+          <w:p>
+            <w:pPr>
+              <w:spacing w:before="40" w:after="40" w:line="288" w:lineRule="auto"/>
+            </w:pPr>
+            <w:r/>
+            <w:r>
+              <w:rPr>
+                <w:rFonts w:ascii="Microsoft YaHei" w:hAnsi="Microsoft YaHei"/>
+                <w:b/>
+                <w:color w:val="1A1A1A"/>
+                <w:sz w:val="18"/>
+              </w:rPr>
+              <w:t>指标</w:t>
+            </w:r>
+          </w:p>
+        </w:tc>
+        <w:tc>
+          <w:tcPr>
+            <w:tcW w:type="dxa" w:w="4533"/>
+            <w:shd w:fill="F6F8FA" w:val="clear"/>
+          </w:tcPr>
+          <w:p>
+            <w:pPr>
+              <w:spacing w:before="40" w:after="40" w:line="288" w:lineRule="auto"/>
+            </w:pPr>
+            <w:r/>
+            <w:r>
+              <w:rPr>
+                <w:rFonts w:ascii="Microsoft YaHei" w:hAnsi="Microsoft YaHei"/>
+                <w:b/>
+                <w:color w:val="1A1A1A"/>
+                <w:sz w:val="18"/>
+              </w:rPr>
+              <w:t>数值</w:t>
+            </w:r>
+          </w:p>
+        </w:tc>
+      </w:tr>
+      <w:tr>
+        <w:tc>
+          <w:tcPr>
+            <w:tcW w:type="dxa" w:w="4533"/>
+          </w:tcPr>
+          <w:p>
+            <w:pPr>
+              <w:spacing w:before="40" w:after="40" w:line="288" w:lineRule="auto"/>
+            </w:pPr>
+            <w:r/>
+            <w:r>
+              <w:rPr>
+                <w:rFonts w:ascii="Microsoft YaHei" w:hAnsi="Microsoft YaHei"/>
+                <w:sz w:val="18"/>
+              </w:rPr>
+              <w:t>开盘/最高/最低</w:t>
+            </w:r>
+          </w:p>
+        </w:tc>
+        <w:tc>
+          <w:tcPr>
+            <w:tcW w:type="dxa" w:w="4533"/>
+          </w:tcPr>
+          <w:p>
+            <w:pPr>
+              <w:spacing w:before="40" w:after="40" w:line="288" w:lineRule="auto"/>
+            </w:pPr>
+            <w:r/>
+            <w:r>
+              <w:rPr>
+                <w:rFonts w:ascii="Microsoft YaHei" w:hAnsi="Microsoft YaHei"/>
+                <w:sz w:val="18"/>
+              </w:rPr>
+              <w:t xml:space="preserve">93.49 / </w:t>
+            </w:r>
+            <w:r>
+              <w:rPr>
+                <w:rFonts w:ascii="Microsoft YaHei" w:hAnsi="Microsoft YaHei"/>
+                <w:b/>
+                <w:color w:val="1A1A1A"/>
+                <w:sz w:val="18"/>
+              </w:rPr>
+              <w:t>95.28</w:t>
+            </w:r>
+            <w:r>
+              <w:rPr>
+                <w:rFonts w:ascii="Microsoft YaHei" w:hAnsi="Microsoft YaHei"/>
+                <w:sz w:val="18"/>
+              </w:rPr>
+              <w:t xml:space="preserve"> / 92.77</w:t>
+            </w:r>
+          </w:p>
+        </w:tc>
+      </w:tr>
+      <w:tr>
+        <w:tc>
+          <w:tcPr>
+            <w:tcW w:type="dxa" w:w="4533"/>
+            <w:shd w:fill="F8F9FA" w:val="clear"/>
+          </w:tcPr>
+          <w:p>
+            <w:pPr>
+              <w:spacing w:before="40" w:after="40" w:line="288" w:lineRule="auto"/>
+            </w:pPr>
+            <w:r/>
+            <w:r>
+              <w:rPr>
+                <w:rFonts w:ascii="Microsoft YaHei" w:hAnsi="Microsoft YaHei"/>
+                <w:sz w:val="18"/>
+              </w:rPr>
+              <w:t>涨跌幅</w:t>
+            </w:r>
+          </w:p>
+        </w:tc>
+        <w:tc>
+          <w:tcPr>
+            <w:tcW w:type="dxa" w:w="4533"/>
+            <w:shd w:fill="F8F9FA" w:val="clear"/>
+          </w:tcPr>
+          <w:p>
+            <w:pPr>
+              <w:spacing w:before="40" w:after="40" w:line="288" w:lineRule="auto"/>
+            </w:pPr>
+            <w:r/>
+            <w:r>
+              <w:rPr>
+                <w:rFonts w:ascii="Microsoft YaHei" w:hAnsi="Microsoft YaHei"/>
+                <w:b/>
+                <w:color w:val="1A1A1A"/>
+                <w:sz w:val="18"/>
+              </w:rPr>
+              <w:t>+0.48%</w:t>
+            </w:r>
+          </w:p>
+        </w:tc>
+      </w:tr>
+      <w:tr>
+        <w:tc>
+          <w:tcPr>
+            <w:tcW w:type="dxa" w:w="4533"/>
+          </w:tcPr>
+          <w:p>
+            <w:pPr>
+              <w:spacing w:before="40" w:after="40" w:line="288" w:lineRule="auto"/>
+            </w:pPr>
+            <w:r/>
+            <w:r>
+              <w:rPr>
+                <w:rFonts w:ascii="Microsoft YaHei" w:hAnsi="Microsoft YaHei"/>
+                <w:sz w:val="18"/>
+              </w:rPr>
+              <w:t>成交额</w:t>
+            </w:r>
+          </w:p>
+        </w:tc>
+        <w:tc>
+          <w:tcPr>
+            <w:tcW w:type="dxa" w:w="4533"/>
+          </w:tcPr>
+          <w:p>
+            <w:pPr>
+              <w:spacing w:before="40" w:after="40" w:line="288" w:lineRule="auto"/>
+            </w:pPr>
+            <w:r/>
+            <w:r>
+              <w:rPr>
+                <w:rFonts w:ascii="Microsoft YaHei" w:hAnsi="Microsoft YaHei"/>
+                <w:b/>
+                <w:color w:val="1A1A1A"/>
+                <w:sz w:val="18"/>
+              </w:rPr>
+              <w:t>41.20 亿元</w:t>
+            </w:r>
+          </w:p>
+        </w:tc>
+      </w:tr>
+      <w:tr>
+        <w:tc>
+          <w:tcPr>
+            <w:tcW w:type="dxa" w:w="4533"/>
+            <w:shd w:fill="F8F9FA" w:val="clear"/>
+          </w:tcPr>
+          <w:p>
+            <w:pPr>
+              <w:spacing w:before="40" w:after="40" w:line="288" w:lineRule="auto"/>
+            </w:pPr>
+            <w:r/>
+            <w:r>
+              <w:rPr>
+                <w:rFonts w:ascii="Microsoft YaHei" w:hAnsi="Microsoft YaHei"/>
+                <w:sz w:val="18"/>
+              </w:rPr>
+              <w:t>换手率</w:t>
+            </w:r>
+          </w:p>
+        </w:tc>
+        <w:tc>
+          <w:tcPr>
+            <w:tcW w:type="dxa" w:w="4533"/>
+            <w:shd w:fill="F8F9FA" w:val="clear"/>
+          </w:tcPr>
+          <w:p>
+            <w:pPr>
+              <w:spacing w:before="40" w:after="40" w:line="288" w:lineRule="auto"/>
+            </w:pPr>
+            <w:r/>
+            <w:r>
+              <w:rPr>
+                <w:rFonts w:ascii="Microsoft YaHei" w:hAnsi="Microsoft YaHei"/>
+                <w:b/>
+                <w:color w:val="1A1A1A"/>
+                <w:sz w:val="18"/>
+              </w:rPr>
+              <w:t>1.26%</w:t>
+            </w:r>
+            <w:r>
+              <w:rPr>
+                <w:rFonts w:ascii="Microsoft YaHei" w:hAnsi="Microsoft YaHei"/>
+                <w:sz w:val="18"/>
+              </w:rPr>
+              <w:t>（较上日 1.044% 放量约 21%）</w:t>
+            </w:r>
+          </w:p>
+        </w:tc>
+      </w:tr>
+      <w:tr>
+        <w:tc>
+          <w:tcPr>
+            <w:tcW w:type="dxa" w:w="4533"/>
+          </w:tcPr>
+          <w:p>
+            <w:pPr>
+              <w:spacing w:before="40" w:after="40" w:line="288" w:lineRule="auto"/>
+            </w:pPr>
+            <w:r/>
+            <w:r>
+              <w:rPr>
+                <w:rFonts w:ascii="Microsoft YaHei" w:hAnsi="Microsoft YaHei"/>
+                <w:sz w:val="18"/>
+              </w:rPr>
+              <w:t>量比</w:t>
+            </w:r>
+          </w:p>
+        </w:tc>
+        <w:tc>
+          <w:tcPr>
+            <w:tcW w:type="dxa" w:w="4533"/>
+          </w:tcPr>
+          <w:p>
+            <w:pPr>
+              <w:spacing w:before="40" w:after="40" w:line="288" w:lineRule="auto"/>
+            </w:pPr>
+            <w:r/>
+            <w:r>
+              <w:rPr>
+                <w:rFonts w:ascii="Microsoft YaHei" w:hAnsi="Microsoft YaHei"/>
+                <w:b/>
+                <w:color w:val="1A1A1A"/>
+                <w:sz w:val="18"/>
+              </w:rPr>
+              <w:t>0.79</w:t>
+            </w:r>
+            <w:r>
+              <w:rPr>
+                <w:rFonts w:ascii="Microsoft YaHei" w:hAnsi="Microsoft YaHei"/>
+                <w:sz w:val="18"/>
+              </w:rPr>
+              <w:t>（相对缩量）</w:t>
+            </w:r>
+          </w:p>
+        </w:tc>
+      </w:tr>
+      <w:tr>
+        <w:tc>
+          <w:tcPr>
+            <w:tcW w:type="dxa" w:w="4533"/>
+            <w:shd w:fill="F8F9FA" w:val="clear"/>
+          </w:tcPr>
+          <w:p>
+            <w:pPr>
+              <w:spacing w:before="40" w:after="40" w:line="288" w:lineRule="auto"/>
+            </w:pPr>
+            <w:r/>
+            <w:r>
+              <w:rPr>
+                <w:rFonts w:ascii="Microsoft YaHei" w:hAnsi="Microsoft YaHei"/>
+                <w:sz w:val="18"/>
+              </w:rPr>
+              <w:t>动态市盈率</w:t>
+            </w:r>
+          </w:p>
+        </w:tc>
+        <w:tc>
+          <w:tcPr>
+            <w:tcW w:type="dxa" w:w="4533"/>
+            <w:shd w:fill="F8F9FA" w:val="clear"/>
+          </w:tcPr>
+          <w:p>
+            <w:pPr>
+              <w:spacing w:before="40" w:after="40" w:line="288" w:lineRule="auto"/>
+            </w:pPr>
+            <w:r/>
+            <w:r>
+              <w:rPr>
+                <w:rFonts w:ascii="Microsoft YaHei" w:hAnsi="Microsoft YaHei"/>
+                <w:b/>
+                <w:color w:val="1A1A1A"/>
+                <w:sz w:val="18"/>
+              </w:rPr>
+              <w:t>52.41</w:t>
+            </w:r>
+          </w:p>
+        </w:tc>
+      </w:tr>
+      <w:tr>
+        <w:tc>
+          <w:tcPr>
+            <w:tcW w:type="dxa" w:w="4533"/>
+          </w:tcPr>
+          <w:p>
+            <w:pPr>
+              <w:spacing w:before="40" w:after="40" w:line="288" w:lineRule="auto"/>
+            </w:pPr>
+            <w:r/>
+            <w:r>
+              <w:rPr>
+                <w:rFonts w:ascii="Microsoft YaHei" w:hAnsi="Microsoft YaHei"/>
+                <w:sz w:val="18"/>
+              </w:rPr>
+              <w:t>市净率</w:t>
+            </w:r>
+          </w:p>
+        </w:tc>
+        <w:tc>
+          <w:tcPr>
+            <w:tcW w:type="dxa" w:w="4533"/>
+          </w:tcPr>
+          <w:p>
+            <w:pPr>
+              <w:spacing w:before="40" w:after="40" w:line="288" w:lineRule="auto"/>
+            </w:pPr>
+            <w:r/>
+            <w:r>
+              <w:rPr>
+                <w:rFonts w:ascii="Microsoft YaHei" w:hAnsi="Microsoft YaHei"/>
+                <w:b/>
+                <w:color w:val="1A1A1A"/>
+                <w:sz w:val="18"/>
+              </w:rPr>
+              <w:t>3.69</w:t>
+            </w:r>
+          </w:p>
+        </w:tc>
+      </w:tr>
+      <w:tr>
+        <w:tc>
+          <w:tcPr>
+            <w:tcW w:type="dxa" w:w="4533"/>
+            <w:shd w:fill="F8F9FA" w:val="clear"/>
+          </w:tcPr>
+          <w:p>
+            <w:pPr>
+              <w:spacing w:before="40" w:after="40" w:line="288" w:lineRule="auto"/>
+            </w:pPr>
+            <w:r/>
+            <w:r>
+              <w:rPr>
+                <w:rFonts w:ascii="Microsoft YaHei" w:hAnsi="Microsoft YaHei"/>
+                <w:sz w:val="18"/>
+              </w:rPr>
+              <w:t>总市值</w:t>
+            </w:r>
+          </w:p>
+        </w:tc>
+        <w:tc>
+          <w:tcPr>
+            <w:tcW w:type="dxa" w:w="4533"/>
+            <w:shd w:fill="F8F9FA" w:val="clear"/>
+          </w:tcPr>
+          <w:p>
+            <w:pPr>
+              <w:spacing w:before="40" w:after="40" w:line="288" w:lineRule="auto"/>
+            </w:pPr>
+            <w:r/>
+            <w:r>
+              <w:rPr>
+                <w:rFonts w:ascii="Microsoft YaHei" w:hAnsi="Microsoft YaHei"/>
+                <w:b/>
+                <w:color w:val="1A1A1A"/>
+                <w:sz w:val="18"/>
+              </w:rPr>
+              <w:t>8,562.87 亿元</w:t>
+            </w:r>
+          </w:p>
+        </w:tc>
+      </w:tr>
+      <w:tr>
+        <w:tc>
+          <w:tcPr>
+            <w:tcW w:type="dxa" w:w="4533"/>
+          </w:tcPr>
+          <w:p>
+            <w:pPr>
+              <w:spacing w:before="40" w:after="40" w:line="288" w:lineRule="auto"/>
+            </w:pPr>
+            <w:r/>
+            <w:r>
+              <w:rPr>
+                <w:rFonts w:ascii="Microsoft YaHei" w:hAnsi="Microsoft YaHei"/>
+                <w:sz w:val="18"/>
+              </w:rPr>
+              <w:t>流通市值</w:t>
+            </w:r>
+          </w:p>
+        </w:tc>
+        <w:tc>
+          <w:tcPr>
+            <w:tcW w:type="dxa" w:w="4533"/>
+          </w:tcPr>
+          <w:p>
+            <w:pPr>
+              <w:spacing w:before="40" w:after="40" w:line="288" w:lineRule="auto"/>
+            </w:pPr>
+            <w:r/>
+            <w:r>
+              <w:rPr>
+                <w:rFonts w:ascii="Microsoft YaHei" w:hAnsi="Microsoft YaHei"/>
+                <w:sz w:val="18"/>
+              </w:rPr>
+              <w:t>3,274.63 亿元</w:t>
+            </w:r>
+          </w:p>
+        </w:tc>
+      </w:tr>
+    </w:tbl>
+    <w:p/>
     <w:p>
-      <w:pPr>
-        <w:spacing w:before="40" w:after="40"/>
-      </w:pPr>
       <w:r>
-        <w:t>| 指标 | 数值 |</w:t>
-      </w:r>
-    </w:p>
-    <w:p>
-      <w:pPr>
-        <w:spacing w:before="40" w:after="40"/>
-      </w:pPr>
-      <w:r>
-        <w:t xml:space="preserve">| 当前价 | </w:t>
+        <w:rPr>
+          <w:rFonts w:ascii="Microsoft YaHei" w:hAnsi="Microsoft YaHei"/>
+          <w:b/>
+          <w:color w:val="1A1A1A"/>
+        </w:rPr>
+        <w:t>关键解读</w:t>
       </w:r>
       <w:r>
         <w:rPr>
-          <w:b/>
+          <w:rFonts w:ascii="Microsoft YaHei" w:hAnsi="Microsoft YaHei"/>
         </w:rPr>
-        <w:t>93.92元</w:t>
-      </w:r>
-      <w:r>
-        <w:t xml:space="preserve"> |</w:t>
-      </w:r>
-    </w:p>
-    <w:p>
-      <w:pPr>
-        <w:spacing w:before="40" w:after="40"/>
-      </w:pPr>
-      <w:r>
-        <w:t>| 昨收 / 开盘 | 93.47 / 93.49 |</w:t>
-      </w:r>
-    </w:p>
-    <w:p>
-      <w:pPr>
-        <w:spacing w:before="40" w:after="40"/>
-      </w:pPr>
-      <w:r>
-        <w:t>| 最高 / 最低 | 95.28 / 92.77 |</w:t>
-      </w:r>
-    </w:p>
-    <w:p>
-      <w:pPr>
-        <w:spacing w:before="40" w:after="40"/>
-      </w:pPr>
-      <w:r>
-        <w:t xml:space="preserve">| 涨跌幅 | </w:t>
-      </w:r>
-      <w:r>
-        <w:rPr>
-          <w:b/>
-        </w:rPr>
-        <w:t>+0.48%</w:t>
-      </w:r>
-      <w:r>
-        <w:t xml:space="preserve"> |</w:t>
-      </w:r>
-    </w:p>
-    <w:p>
-      <w:pPr>
-        <w:spacing w:before="40" w:after="40"/>
-      </w:pPr>
-      <w:r>
-        <w:t xml:space="preserve">| 成交额 | </w:t>
-      </w:r>
-      <w:r>
-        <w:rPr>
-          <w:b/>
-        </w:rPr>
-        <w:t>41.20亿元</w:t>
-      </w:r>
-      <w:r>
-        <w:t>（午间） |</w:t>
-      </w:r>
-    </w:p>
-    <w:p>
-      <w:pPr>
-        <w:spacing w:before="40" w:after="40"/>
-      </w:pPr>
-      <w:r>
-        <w:t xml:space="preserve">| 换手率 | </w:t>
-      </w:r>
-      <w:r>
-        <w:rPr>
-          <w:b/>
-        </w:rPr>
-        <w:t>1.26%</w:t>
-      </w:r>
-      <w:r>
-        <w:t xml:space="preserve"> |</w:t>
-      </w:r>
-    </w:p>
-    <w:p>
-      <w:pPr>
-        <w:spacing w:before="40" w:after="40"/>
-      </w:pPr>
-      <w:r>
-        <w:t>| 量比 | 0.79（缩量） |</w:t>
-      </w:r>
-    </w:p>
-    <w:p>
-      <w:pPr>
-        <w:spacing w:before="40" w:after="40"/>
-      </w:pPr>
-      <w:r>
-        <w:t xml:space="preserve">| 动态市盈率 | </w:t>
-      </w:r>
-      <w:r>
-        <w:rPr>
-          <w:b/>
-        </w:rPr>
-        <w:t>52.41倍</w:t>
-      </w:r>
-      <w:r>
-        <w:t xml:space="preserve"> |</w:t>
-      </w:r>
-    </w:p>
-    <w:p>
-      <w:pPr>
-        <w:spacing w:before="40" w:after="40"/>
-      </w:pPr>
-      <w:r>
-        <w:t xml:space="preserve">| 市净率 | </w:t>
-      </w:r>
-      <w:r>
-        <w:rPr>
-          <w:b/>
-        </w:rPr>
-        <w:t>3.69倍</w:t>
-      </w:r>
-      <w:r>
-        <w:t xml:space="preserve"> |</w:t>
-      </w:r>
-    </w:p>
-    <w:p>
-      <w:pPr>
-        <w:spacing w:before="40" w:after="40"/>
-      </w:pPr>
-      <w:r>
-        <w:t xml:space="preserve">| 总市值 | </w:t>
-      </w:r>
-      <w:r>
-        <w:rPr>
-          <w:b/>
-        </w:rPr>
-        <w:t>8,562.87亿元</w:t>
-      </w:r>
-      <w:r>
-        <w:t xml:space="preserve"> |</w:t>
+        <w:t>：</w:t>
       </w:r>
     </w:p>
     <w:p>
@@ -287,7 +708,52 @@
         <w:pStyle w:val="ListBullet"/>
       </w:pPr>
       <w:r>
-        <w:t>**换手率分析**：今日午间换手率 **1.26%**，较上一交易日全日换手率 **0.761%** 放大 **66%**，属于**放量上涨**，显示交投活跃度显著提升。</w:t>
+        <w:rPr>
+          <w:rFonts w:ascii="Microsoft YaHei" w:hAnsi="Microsoft YaHei"/>
+        </w:rPr>
+        <w:t xml:space="preserve">早盘股价先扬后抑：开盘后快速上冲至 </w:t>
+      </w:r>
+      <w:r>
+        <w:rPr>
+          <w:rFonts w:ascii="Microsoft YaHei" w:hAnsi="Microsoft YaHei"/>
+          <w:b/>
+          <w:color w:val="1A1A1A"/>
+        </w:rPr>
+        <w:t>95.28 元</w:t>
+      </w:r>
+      <w:r>
+        <w:rPr>
+          <w:rFonts w:ascii="Microsoft YaHei" w:hAnsi="Microsoft YaHei"/>
+        </w:rPr>
+        <w:t xml:space="preserve">（涨幅约 1.9%），随后随创业板和新能源板块拖累回落，盘中一度探至 </w:t>
+      </w:r>
+      <w:r>
+        <w:rPr>
+          <w:rFonts w:ascii="Microsoft YaHei" w:hAnsi="Microsoft YaHei"/>
+          <w:b/>
+          <w:color w:val="1A1A1A"/>
+        </w:rPr>
+        <w:t>92.77 元</w:t>
+      </w:r>
+      <w:r>
+        <w:rPr>
+          <w:rFonts w:ascii="Microsoft YaHei" w:hAnsi="Microsoft YaHei"/>
+        </w:rPr>
+        <w:t xml:space="preserve">，午前回稳至 93.92 元，振幅 </w:t>
+      </w:r>
+      <w:r>
+        <w:rPr>
+          <w:rFonts w:ascii="Microsoft YaHei" w:hAnsi="Microsoft YaHei"/>
+          <w:b/>
+          <w:color w:val="1A1A1A"/>
+        </w:rPr>
+        <w:t>2.69%</w:t>
+      </w:r>
+      <w:r>
+        <w:rPr>
+          <w:rFonts w:ascii="Microsoft YaHei" w:hAnsi="Microsoft YaHei"/>
+        </w:rPr>
+        <w:t>。</w:t>
       </w:r>
     </w:p>
     <w:p>
@@ -295,7 +761,18 @@
         <w:pStyle w:val="ListBullet"/>
       </w:pPr>
       <w:r>
-        <w:t>**盘中振幅**：2.69%，日内波动区间为 **92.77元~95.28元**，早盘一度冲高后回落，盘中09:46:06出现一次大卖盘（触及92.97元），随后企稳回升。</w:t>
+        <w:rPr>
+          <w:rFonts w:ascii="Microsoft YaHei" w:hAnsi="Microsoft YaHei"/>
+          <w:b/>
+          <w:color w:val="1A1A1A"/>
+        </w:rPr>
+        <w:t>缩量上涨</w:t>
+      </w:r>
+      <w:r>
+        <w:rPr>
+          <w:rFonts w:ascii="Microsoft YaHei" w:hAnsi="Microsoft YaHei"/>
+        </w:rPr>
+        <w:t>：量比仅 0.79，说明今日交投活跃度低于近期均值，资金追涨意愿不强。</w:t>
       </w:r>
     </w:p>
     <w:p>
@@ -303,35 +780,77 @@
         <w:pStyle w:val="ListBullet"/>
       </w:pPr>
       <w:r>
-        <w:t>**内外盘比**：外盘 **226,880手** vs 内盘 **213,010手**，外盘略大于内盘，买方力量稍占优势。</w:t>
+        <w:rPr>
+          <w:rFonts w:ascii="Microsoft YaHei" w:hAnsi="Microsoft YaHei"/>
+        </w:rPr>
+        <w:t xml:space="preserve">市净率 </w:t>
+      </w:r>
+      <w:r>
+        <w:rPr>
+          <w:rFonts w:ascii="Microsoft YaHei" w:hAnsi="Microsoft YaHei"/>
+          <w:b/>
+          <w:color w:val="1A1A1A"/>
+        </w:rPr>
+        <w:t>3.69</w:t>
+      </w:r>
+      <w:r>
+        <w:rPr>
+          <w:rFonts w:ascii="Microsoft YaHei" w:hAnsi="Microsoft YaHei"/>
+        </w:rPr>
+        <w:t xml:space="preserve"> 处于历史偏高区间，反映市场对公司资产价值的溢价定价；动态市盈率 </w:t>
+      </w:r>
+      <w:r>
+        <w:rPr>
+          <w:rFonts w:ascii="Microsoft YaHei" w:hAnsi="Microsoft YaHei"/>
+          <w:b/>
+          <w:color w:val="1A1A1A"/>
+        </w:rPr>
+        <w:t>52.41</w:t>
+      </w:r>
+      <w:r>
+        <w:rPr>
+          <w:rFonts w:ascii="Microsoft YaHei" w:hAnsi="Microsoft YaHei"/>
+        </w:rPr>
+        <w:t xml:space="preserve"> 在整车板块中处于较高水平，估值安全边际有限。</w:t>
       </w:r>
     </w:p>
     <w:p>
       <w:pPr>
-        <w:spacing w:before="120" w:after="120"/>
+        <w:spacing w:before="240" w:after="240"/>
+        <w:pBdr>
+          <w:bottom w:val="single" w:sz="4" w:space="1" w:color="D0D7DE"/>
+        </w:pBdr>
+      </w:pPr>
+    </w:p>
+    <w:p>
+      <w:pPr>
+        <w:spacing w:before="360" w:after="80" w:line="288" w:lineRule="auto"/>
+        <w:pBdr>
+          <w:bottom w:val="single" w:sz="4" w:space="4" w:color="D0D7DE"/>
+        </w:pBdr>
       </w:pPr>
       <w:r>
         <w:rPr>
-          <w:color w:val="B4B4B4"/>
-          <w:sz w:val="16"/>
+          <w:rFonts w:ascii="Microsoft YaHei" w:hAnsi="Microsoft YaHei"/>
+          <w:b/>
+          <w:color w:val="1A1A1A"/>
+          <w:sz w:val="28"/>
         </w:rPr>
-        <w:t>────────────────────────────────────────</w:t>
-      </w:r>
-    </w:p>
-    <w:p>
-      <w:pPr>
-        <w:pStyle w:val="Heading2"/>
-      </w:pPr>
-      <w:r>
         <w:t>资金面</w:t>
       </w:r>
     </w:p>
     <w:p>
       <w:pPr>
-        <w:pStyle w:val="Heading3"/>
+        <w:spacing w:before="280" w:after="80" w:line="312" w:lineRule="auto"/>
       </w:pPr>
       <w:r>
-        <w:t>今日资金流向（逐分钟统计，截至午间）</w:t>
+        <w:rPr>
+          <w:rFonts w:ascii="Microsoft YaHei" w:hAnsi="Microsoft YaHei"/>
+          <w:b/>
+          <w:color w:val="333333"/>
+          <w:sz w:val="24"/>
+        </w:rPr>
+        <w:t>今日资金流向（逐分钟统计）</w:t>
       </w:r>
     </w:p>
     <w:p>
@@ -339,7 +858,26 @@
         <w:pStyle w:val="ListBullet"/>
       </w:pPr>
       <w:r>
-        <w:t>**净流向**：**净流入 3.15亿元**</w:t>
+        <w:rPr>
+          <w:rFonts w:ascii="Microsoft YaHei" w:hAnsi="Microsoft YaHei"/>
+          <w:b/>
+          <w:color w:val="1A1A1A"/>
+        </w:rPr>
+        <w:t>净流向</w:t>
+      </w:r>
+      <w:r>
+        <w:rPr>
+          <w:rFonts w:ascii="Microsoft YaHei" w:hAnsi="Microsoft YaHei"/>
+        </w:rPr>
+        <w:t>：</w:t>
+      </w:r>
+      <w:r>
+        <w:rPr>
+          <w:rFonts w:ascii="Microsoft YaHei" w:hAnsi="Microsoft YaHei"/>
+          <w:b/>
+          <w:color w:val="1A1A1A"/>
+        </w:rPr>
+        <w:t>净流入 4.43 亿元</w:t>
       </w:r>
     </w:p>
     <w:p>
@@ -347,7 +885,10 @@
         <w:pStyle w:val="ListBullet"/>
       </w:pPr>
       <w:r>
-        <w:t>资金流入分钟数：127分钟 / 流出：113分钟</w:t>
+        <w:rPr>
+          <w:rFonts w:ascii="Microsoft YaHei" w:hAnsi="Microsoft YaHei"/>
+        </w:rPr>
+        <w:t>资金流入 103 分钟 / 流出 104 分钟（几乎均衡）</w:t>
       </w:r>
     </w:p>
     <w:p>
@@ -355,7 +896,472 @@
         <w:pStyle w:val="ListBullet"/>
       </w:pPr>
       <w:r>
-        <w:t>最大单分钟流入：**6,806.5万元**</w:t>
+        <w:rPr>
+          <w:rFonts w:ascii="Microsoft YaHei" w:hAnsi="Microsoft YaHei"/>
+          <w:b/>
+          <w:color w:val="1A1A1A"/>
+        </w:rPr>
+        <w:t>最大单分钟流入</w:t>
+      </w:r>
+      <w:r>
+        <w:rPr>
+          <w:rFonts w:ascii="Microsoft YaHei" w:hAnsi="Microsoft YaHei"/>
+        </w:rPr>
+        <w:t xml:space="preserve">：1.36 亿元 vs </w:t>
+      </w:r>
+      <w:r>
+        <w:rPr>
+          <w:rFonts w:ascii="Microsoft YaHei" w:hAnsi="Microsoft YaHei"/>
+          <w:b/>
+          <w:color w:val="1A1A1A"/>
+        </w:rPr>
+        <w:t>最大单分钟流出</w:t>
+      </w:r>
+      <w:r>
+        <w:rPr>
+          <w:rFonts w:ascii="Microsoft YaHei" w:hAnsi="Microsoft YaHei"/>
+        </w:rPr>
+        <w:t>：0.49 亿元</w:t>
+      </w:r>
+    </w:p>
+    <w:p>
+      <w:pPr>
+        <w:spacing w:before="280" w:after="80" w:line="312" w:lineRule="auto"/>
+      </w:pPr>
+      <w:r>
+        <w:rPr>
+          <w:rFonts w:ascii="Microsoft YaHei" w:hAnsi="Microsoft YaHei"/>
+          <w:b/>
+          <w:color w:val="333333"/>
+          <w:sz w:val="24"/>
+        </w:rPr>
+        <w:t>前一交易日细分资金（元）</w:t>
+      </w:r>
+    </w:p>
+    <w:tbl>
+      <w:tblPr>
+        <w:tblStyle w:val="TableGrid"/>
+        <w:tblW w:type="auto" w:w="0"/>
+        <w:jc w:val="center"/>
+        <w:tblLayout w:type="autofit"/>
+        <w:tblLook w:firstColumn="1" w:firstRow="1" w:lastColumn="0" w:lastRow="0" w:noHBand="0" w:noVBand="1" w:val="04A0"/>
+      </w:tblPr>
+      <w:tblGrid>
+        <w:gridCol w:w="2266"/>
+        <w:gridCol w:w="2266"/>
+        <w:gridCol w:w="2266"/>
+        <w:gridCol w:w="2266"/>
+      </w:tblGrid>
+      <w:tr>
+        <w:tc>
+          <w:tcPr>
+            <w:tcW w:type="dxa" w:w="2266"/>
+            <w:shd w:fill="F6F8FA" w:val="clear"/>
+          </w:tcPr>
+          <w:p>
+            <w:pPr>
+              <w:spacing w:before="40" w:after="40" w:line="288" w:lineRule="auto"/>
+            </w:pPr>
+            <w:r/>
+            <w:r>
+              <w:rPr>
+                <w:rFonts w:ascii="Microsoft YaHei" w:hAnsi="Microsoft YaHei"/>
+                <w:b/>
+                <w:color w:val="1A1A1A"/>
+                <w:sz w:val="18"/>
+              </w:rPr>
+              <w:t>类型</w:t>
+            </w:r>
+          </w:p>
+        </w:tc>
+        <w:tc>
+          <w:tcPr>
+            <w:tcW w:type="dxa" w:w="2266"/>
+            <w:shd w:fill="F6F8FA" w:val="clear"/>
+          </w:tcPr>
+          <w:p>
+            <w:pPr>
+              <w:spacing w:before="40" w:after="40" w:line="288" w:lineRule="auto"/>
+            </w:pPr>
+            <w:r/>
+            <w:r>
+              <w:rPr>
+                <w:rFonts w:ascii="Microsoft YaHei" w:hAnsi="Microsoft YaHei"/>
+                <w:b/>
+                <w:color w:val="1A1A1A"/>
+                <w:sz w:val="18"/>
+              </w:rPr>
+              <w:t>净额</w:t>
+            </w:r>
+          </w:p>
+        </w:tc>
+        <w:tc>
+          <w:tcPr>
+            <w:tcW w:type="dxa" w:w="2266"/>
+            <w:shd w:fill="F6F8FA" w:val="clear"/>
+          </w:tcPr>
+          <w:p>
+            <w:pPr>
+              <w:spacing w:before="40" w:after="40" w:line="288" w:lineRule="auto"/>
+            </w:pPr>
+            <w:r/>
+            <w:r>
+              <w:rPr>
+                <w:rFonts w:ascii="Microsoft YaHei" w:hAnsi="Microsoft YaHei"/>
+                <w:b/>
+                <w:color w:val="1A1A1A"/>
+                <w:sz w:val="18"/>
+              </w:rPr>
+              <w:t>买入</w:t>
+            </w:r>
+          </w:p>
+        </w:tc>
+        <w:tc>
+          <w:tcPr>
+            <w:tcW w:type="dxa" w:w="2266"/>
+            <w:shd w:fill="F6F8FA" w:val="clear"/>
+          </w:tcPr>
+          <w:p>
+            <w:pPr>
+              <w:spacing w:before="40" w:after="40" w:line="288" w:lineRule="auto"/>
+            </w:pPr>
+            <w:r/>
+            <w:r>
+              <w:rPr>
+                <w:rFonts w:ascii="Microsoft YaHei" w:hAnsi="Microsoft YaHei"/>
+                <w:b/>
+                <w:color w:val="1A1A1A"/>
+                <w:sz w:val="18"/>
+              </w:rPr>
+              <w:t>卖出</w:t>
+            </w:r>
+          </w:p>
+        </w:tc>
+      </w:tr>
+      <w:tr>
+        <w:tc>
+          <w:tcPr>
+            <w:tcW w:type="dxa" w:w="2266"/>
+          </w:tcPr>
+          <w:p>
+            <w:pPr>
+              <w:spacing w:before="40" w:after="40" w:line="288" w:lineRule="auto"/>
+            </w:pPr>
+            <w:r/>
+            <w:r>
+              <w:rPr>
+                <w:rFonts w:ascii="Microsoft YaHei" w:hAnsi="Microsoft YaHei"/>
+                <w:sz w:val="18"/>
+              </w:rPr>
+              <w:t>大单</w:t>
+            </w:r>
+          </w:p>
+        </w:tc>
+        <w:tc>
+          <w:tcPr>
+            <w:tcW w:type="dxa" w:w="2266"/>
+          </w:tcPr>
+          <w:p>
+            <w:pPr>
+              <w:spacing w:before="40" w:after="40" w:line="288" w:lineRule="auto"/>
+            </w:pPr>
+            <w:r/>
+            <w:r>
+              <w:rPr>
+                <w:rFonts w:ascii="Microsoft YaHei" w:hAnsi="Microsoft YaHei"/>
+                <w:b/>
+                <w:color w:val="1A1A1A"/>
+                <w:sz w:val="18"/>
+              </w:rPr>
+              <w:t>+2.73 亿</w:t>
+            </w:r>
+          </w:p>
+        </w:tc>
+        <w:tc>
+          <w:tcPr>
+            <w:tcW w:type="dxa" w:w="2266"/>
+          </w:tcPr>
+          <w:p>
+            <w:pPr>
+              <w:spacing w:before="40" w:after="40" w:line="288" w:lineRule="auto"/>
+            </w:pPr>
+            <w:r/>
+            <w:r>
+              <w:rPr>
+                <w:rFonts w:ascii="Microsoft YaHei" w:hAnsi="Microsoft YaHei"/>
+                <w:sz w:val="18"/>
+              </w:rPr>
+              <w:t>4.69 亿</w:t>
+            </w:r>
+          </w:p>
+        </w:tc>
+        <w:tc>
+          <w:tcPr>
+            <w:tcW w:type="dxa" w:w="2266"/>
+          </w:tcPr>
+          <w:p>
+            <w:pPr>
+              <w:spacing w:before="40" w:after="40" w:line="288" w:lineRule="auto"/>
+            </w:pPr>
+            <w:r/>
+            <w:r>
+              <w:rPr>
+                <w:rFonts w:ascii="Microsoft YaHei" w:hAnsi="Microsoft YaHei"/>
+                <w:sz w:val="18"/>
+              </w:rPr>
+              <w:t>1.96 亿</w:t>
+            </w:r>
+          </w:p>
+        </w:tc>
+      </w:tr>
+      <w:tr>
+        <w:tc>
+          <w:tcPr>
+            <w:tcW w:type="dxa" w:w="2266"/>
+            <w:shd w:fill="F8F9FA" w:val="clear"/>
+          </w:tcPr>
+          <w:p>
+            <w:pPr>
+              <w:spacing w:before="40" w:after="40" w:line="288" w:lineRule="auto"/>
+            </w:pPr>
+            <w:r/>
+            <w:r>
+              <w:rPr>
+                <w:rFonts w:ascii="Microsoft YaHei" w:hAnsi="Microsoft YaHei"/>
+                <w:sz w:val="18"/>
+              </w:rPr>
+              <w:t>中单</w:t>
+            </w:r>
+          </w:p>
+        </w:tc>
+        <w:tc>
+          <w:tcPr>
+            <w:tcW w:type="dxa" w:w="2266"/>
+            <w:shd w:fill="F8F9FA" w:val="clear"/>
+          </w:tcPr>
+          <w:p>
+            <w:pPr>
+              <w:spacing w:before="40" w:after="40" w:line="288" w:lineRule="auto"/>
+            </w:pPr>
+            <w:r/>
+            <w:r>
+              <w:rPr>
+                <w:rFonts w:ascii="Microsoft YaHei" w:hAnsi="Microsoft YaHei"/>
+                <w:sz w:val="18"/>
+              </w:rPr>
+              <w:t>+1.23 亿</w:t>
+            </w:r>
+          </w:p>
+        </w:tc>
+        <w:tc>
+          <w:tcPr>
+            <w:tcW w:type="dxa" w:w="2266"/>
+            <w:shd w:fill="F8F9FA" w:val="clear"/>
+          </w:tcPr>
+          <w:p>
+            <w:pPr>
+              <w:spacing w:before="40" w:after="40" w:line="288" w:lineRule="auto"/>
+            </w:pPr>
+            <w:r/>
+            <w:r>
+              <w:rPr>
+                <w:rFonts w:ascii="Microsoft YaHei" w:hAnsi="Microsoft YaHei"/>
+                <w:sz w:val="18"/>
+              </w:rPr>
+              <w:t>12.78 亿</w:t>
+            </w:r>
+          </w:p>
+        </w:tc>
+        <w:tc>
+          <w:tcPr>
+            <w:tcW w:type="dxa" w:w="2266"/>
+            <w:shd w:fill="F8F9FA" w:val="clear"/>
+          </w:tcPr>
+          <w:p>
+            <w:pPr>
+              <w:spacing w:before="40" w:after="40" w:line="288" w:lineRule="auto"/>
+            </w:pPr>
+            <w:r/>
+            <w:r>
+              <w:rPr>
+                <w:rFonts w:ascii="Microsoft YaHei" w:hAnsi="Microsoft YaHei"/>
+                <w:sz w:val="18"/>
+              </w:rPr>
+              <w:t>11.55 亿</w:t>
+            </w:r>
+          </w:p>
+        </w:tc>
+      </w:tr>
+      <w:tr>
+        <w:tc>
+          <w:tcPr>
+            <w:tcW w:type="dxa" w:w="2266"/>
+          </w:tcPr>
+          <w:p>
+            <w:pPr>
+              <w:spacing w:before="40" w:after="40" w:line="288" w:lineRule="auto"/>
+            </w:pPr>
+            <w:r/>
+            <w:r>
+              <w:rPr>
+                <w:rFonts w:ascii="Microsoft YaHei" w:hAnsi="Microsoft YaHei"/>
+                <w:sz w:val="18"/>
+              </w:rPr>
+              <w:t>小单</w:t>
+            </w:r>
+          </w:p>
+        </w:tc>
+        <w:tc>
+          <w:tcPr>
+            <w:tcW w:type="dxa" w:w="2266"/>
+          </w:tcPr>
+          <w:p>
+            <w:pPr>
+              <w:spacing w:before="40" w:after="40" w:line="288" w:lineRule="auto"/>
+            </w:pPr>
+            <w:r/>
+            <w:r>
+              <w:rPr>
+                <w:rFonts w:ascii="Microsoft YaHei" w:hAnsi="Microsoft YaHei"/>
+                <w:sz w:val="18"/>
+              </w:rPr>
+              <w:t>+0.47 亿</w:t>
+            </w:r>
+          </w:p>
+        </w:tc>
+        <w:tc>
+          <w:tcPr>
+            <w:tcW w:type="dxa" w:w="2266"/>
+          </w:tcPr>
+          <w:p>
+            <w:pPr>
+              <w:spacing w:before="40" w:after="40" w:line="288" w:lineRule="auto"/>
+            </w:pPr>
+            <w:r/>
+            <w:r>
+              <w:rPr>
+                <w:rFonts w:ascii="Microsoft YaHei" w:hAnsi="Microsoft YaHei"/>
+                <w:sz w:val="18"/>
+              </w:rPr>
+              <w:t>4.68 亿</w:t>
+            </w:r>
+          </w:p>
+        </w:tc>
+        <w:tc>
+          <w:tcPr>
+            <w:tcW w:type="dxa" w:w="2266"/>
+          </w:tcPr>
+          <w:p>
+            <w:pPr>
+              <w:spacing w:before="40" w:after="40" w:line="288" w:lineRule="auto"/>
+            </w:pPr>
+            <w:r/>
+            <w:r>
+              <w:rPr>
+                <w:rFonts w:ascii="Microsoft YaHei" w:hAnsi="Microsoft YaHei"/>
+                <w:sz w:val="18"/>
+              </w:rPr>
+              <w:t>4.21 亿</w:t>
+            </w:r>
+          </w:p>
+        </w:tc>
+      </w:tr>
+      <w:tr>
+        <w:tc>
+          <w:tcPr>
+            <w:tcW w:type="dxa" w:w="2266"/>
+            <w:shd w:fill="F8F9FA" w:val="clear"/>
+          </w:tcPr>
+          <w:p>
+            <w:pPr>
+              <w:spacing w:before="40" w:after="40" w:line="288" w:lineRule="auto"/>
+            </w:pPr>
+            <w:r/>
+            <w:r>
+              <w:rPr>
+                <w:rFonts w:ascii="Microsoft YaHei" w:hAnsi="Microsoft YaHei"/>
+                <w:b/>
+                <w:color w:val="1A1A1A"/>
+                <w:sz w:val="18"/>
+              </w:rPr>
+              <w:t>合计</w:t>
+            </w:r>
+          </w:p>
+        </w:tc>
+        <w:tc>
+          <w:tcPr>
+            <w:tcW w:type="dxa" w:w="2266"/>
+            <w:shd w:fill="F8F9FA" w:val="clear"/>
+          </w:tcPr>
+          <w:p>
+            <w:pPr>
+              <w:spacing w:before="40" w:after="40" w:line="288" w:lineRule="auto"/>
+            </w:pPr>
+            <w:r/>
+            <w:r>
+              <w:rPr>
+                <w:rFonts w:ascii="Microsoft YaHei" w:hAnsi="Microsoft YaHei"/>
+                <w:b/>
+                <w:color w:val="1A1A1A"/>
+                <w:sz w:val="18"/>
+              </w:rPr>
+              <w:t>+4.44 亿</w:t>
+            </w:r>
+          </w:p>
+        </w:tc>
+        <w:tc>
+          <w:tcPr>
+            <w:tcW w:type="dxa" w:w="2266"/>
+            <w:shd w:fill="F8F9FA" w:val="clear"/>
+          </w:tcPr>
+          <w:p>
+            <w:pPr>
+              <w:spacing w:before="40" w:after="40" w:line="288" w:lineRule="auto"/>
+            </w:pPr>
+            <w:r/>
+            <w:r>
+              <w:rPr>
+                <w:rFonts w:ascii="Microsoft YaHei" w:hAnsi="Microsoft YaHei"/>
+                <w:sz w:val="18"/>
+              </w:rPr>
+              <w:t>—</w:t>
+            </w:r>
+          </w:p>
+        </w:tc>
+        <w:tc>
+          <w:tcPr>
+            <w:tcW w:type="dxa" w:w="2266"/>
+            <w:shd w:fill="F8F9FA" w:val="clear"/>
+          </w:tcPr>
+          <w:p>
+            <w:pPr>
+              <w:spacing w:before="40" w:after="40" w:line="288" w:lineRule="auto"/>
+            </w:pPr>
+            <w:r/>
+            <w:r>
+              <w:rPr>
+                <w:rFonts w:ascii="Microsoft YaHei" w:hAnsi="Microsoft YaHei"/>
+                <w:sz w:val="18"/>
+              </w:rPr>
+              <w:t>—</w:t>
+            </w:r>
+          </w:p>
+        </w:tc>
+      </w:tr>
+    </w:tbl>
+    <w:p/>
+    <w:p>
+      <w:pPr>
+        <w:spacing w:before="280" w:after="80" w:line="312" w:lineRule="auto"/>
+      </w:pPr>
+      <w:r>
+        <w:rPr>
+          <w:rFonts w:ascii="Microsoft YaHei" w:hAnsi="Microsoft YaHei"/>
+          <w:b/>
+          <w:color w:val="333333"/>
+          <w:sz w:val="24"/>
+        </w:rPr>
+        <w:t>盘中异动监测</w:t>
       </w:r>
     </w:p>
     <w:p>
@@ -363,121 +1369,62 @@
         <w:pStyle w:val="ListBullet"/>
       </w:pPr>
       <w:r>
-        <w:t>最大单分钟流出：3,618.2万元</w:t>
+        <w:rPr>
+          <w:rFonts w:ascii="Microsoft YaHei" w:hAnsi="Microsoft YaHei"/>
+        </w:rPr>
+        <w:t xml:space="preserve">09:38-09:46 连续出现 </w:t>
+      </w:r>
+      <w:r>
+        <w:rPr>
+          <w:rFonts w:ascii="Microsoft YaHei" w:hAnsi="Microsoft YaHei"/>
+          <w:b/>
+          <w:color w:val="1A1A1A"/>
+        </w:rPr>
+        <w:t>3 次大卖盘</w:t>
+      </w:r>
+      <w:r>
+        <w:rPr>
+          <w:rFonts w:ascii="Microsoft YaHei" w:hAnsi="Microsoft YaHei"/>
+        </w:rPr>
+        <w:t>（价格区间 94.94-94.95 元）</w:t>
       </w:r>
     </w:p>
     <w:p>
       <w:pPr>
-        <w:pStyle w:val="Heading3"/>
+        <w:pStyle w:val="ListBullet"/>
       </w:pPr>
       <w:r>
-        <w:t>上一交易日资金细分</w:t>
+        <w:rPr>
+          <w:rFonts w:ascii="Microsoft YaHei" w:hAnsi="Microsoft YaHei"/>
+        </w:rPr>
+        <w:t xml:space="preserve">13:04 出现 </w:t>
+      </w:r>
+      <w:r>
+        <w:rPr>
+          <w:rFonts w:ascii="Microsoft YaHei" w:hAnsi="Microsoft YaHei"/>
+          <w:b/>
+          <w:color w:val="1A1A1A"/>
+        </w:rPr>
+        <w:t>1 次大买盘</w:t>
+      </w:r>
+      <w:r>
+        <w:rPr>
+          <w:rFonts w:ascii="Microsoft YaHei" w:hAnsi="Microsoft YaHei"/>
+        </w:rPr>
+        <w:t>（95.04 元）</w:t>
       </w:r>
     </w:p>
     <w:p>
       <w:pPr>
-        <w:spacing w:before="40" w:after="40"/>
+        <w:spacing w:before="280" w:after="80" w:line="312" w:lineRule="auto"/>
       </w:pPr>
       <w:r>
-        <w:t>| 类型 | 净额 | 买入 | 卖出 |</w:t>
-      </w:r>
-    </w:p>
-    <w:p>
-      <w:pPr>
-        <w:spacing w:before="40" w:after="40"/>
-      </w:pPr>
-      <w:r>
-        <w:t xml:space="preserve">| 大单 | </w:t>
-      </w:r>
-      <w:r>
         <w:rPr>
+          <w:rFonts w:ascii="Microsoft YaHei" w:hAnsi="Microsoft YaHei"/>
           <w:b/>
+          <w:color w:val="333333"/>
+          <w:sz w:val="24"/>
         </w:rPr>
-        <w:t>+1.33亿</w:t>
-      </w:r>
-      <w:r>
-        <w:t xml:space="preserve"> | 2.56亿 | 1.23亿 |</w:t>
-      </w:r>
-    </w:p>
-    <w:p>
-      <w:pPr>
-        <w:spacing w:before="40" w:after="40"/>
-      </w:pPr>
-      <w:r>
-        <w:t xml:space="preserve">| 中单 | </w:t>
-      </w:r>
-      <w:r>
-        <w:rPr>
-          <w:b/>
-        </w:rPr>
-        <w:t>+1.64亿</w:t>
-      </w:r>
-      <w:r>
-        <w:t xml:space="preserve"> | 9.18亿 | 7.54亿 |</w:t>
-      </w:r>
-    </w:p>
-    <w:p>
-      <w:pPr>
-        <w:spacing w:before="40" w:after="40"/>
-      </w:pPr>
-      <w:r>
-        <w:t xml:space="preserve">| 小单 | </w:t>
-      </w:r>
-      <w:r>
-        <w:rPr>
-          <w:b/>
-        </w:rPr>
-        <w:t>+0.18亿</w:t>
-      </w:r>
-      <w:r>
-        <w:t xml:space="preserve"> | 5.75亿 | 5.57亿 |</w:t>
-      </w:r>
-    </w:p>
-    <w:p>
-      <w:pPr>
-        <w:spacing w:before="40" w:after="40"/>
-      </w:pPr>
-      <w:r>
-        <w:t xml:space="preserve">| </w:t>
-      </w:r>
-      <w:r>
-        <w:rPr>
-          <w:b/>
-        </w:rPr>
-        <w:t>合计</w:t>
-      </w:r>
-      <w:r>
-        <w:t xml:space="preserve"> | </w:t>
-      </w:r>
-      <w:r>
-        <w:rPr>
-          <w:b/>
-        </w:rPr>
-        <w:t>+3.15亿</w:t>
-      </w:r>
-      <w:r>
-        <w:t xml:space="preserve"> | — | — |</w:t>
-      </w:r>
-    </w:p>
-    <w:p>
-      <w:r>
-        <w:t xml:space="preserve">大单与中单均呈净流入状态，且大单净额占比约 </w:t>
-      </w:r>
-      <w:r>
-        <w:rPr>
-          <w:b/>
-        </w:rPr>
-        <w:t>42%</w:t>
-      </w:r>
-      <w:r>
-        <w:t>，显示主力资金在今日市场大跌中主动买入比亚迪。</w:t>
-      </w:r>
-    </w:p>
-    <w:p>
-      <w:pPr>
-        <w:pStyle w:val="Heading3"/>
-      </w:pPr>
-      <w:r>
         <w:t>融资融券（上一交易日）</w:t>
       </w:r>
     </w:p>
@@ -486,7 +1433,24 @@
         <w:pStyle w:val="ListBullet"/>
       </w:pPr>
       <w:r>
-        <w:t>融资余额：**126.63亿元**（较前日 **-0.15%**）</w:t>
+        <w:rPr>
+          <w:rFonts w:ascii="Microsoft YaHei" w:hAnsi="Microsoft YaHei"/>
+        </w:rPr>
+        <w:t>融资余额：</w:t>
+      </w:r>
+      <w:r>
+        <w:rPr>
+          <w:rFonts w:ascii="Microsoft YaHei" w:hAnsi="Microsoft YaHei"/>
+          <w:b/>
+          <w:color w:val="1A1A1A"/>
+        </w:rPr>
+        <w:t>126.21 亿</w:t>
+      </w:r>
+      <w:r>
+        <w:rPr>
+          <w:rFonts w:ascii="Microsoft YaHei" w:hAnsi="Microsoft YaHei"/>
+        </w:rPr>
+        <w:t>（环比 -0.33%）</w:t>
       </w:r>
     </w:p>
     <w:p>
@@ -494,116 +1458,478 @@
         <w:pStyle w:val="ListBullet"/>
       </w:pPr>
       <w:r>
-        <w:t>融券余额：**0.43亿元**（较前日 **+2.80%**）</w:t>
+        <w:rPr>
+          <w:rFonts w:ascii="Microsoft YaHei" w:hAnsi="Microsoft YaHei"/>
+        </w:rPr>
+        <w:t>融券余额：0.43 亿（环比 -1.33%）</w:t>
       </w:r>
     </w:p>
     <w:p>
       <w:r>
-        <w:t>融资余额略有下降，融券余额小幅增加，但绝对值极低，做空力量有限。</w:t>
+        <w:rPr>
+          <w:rFonts w:ascii="Microsoft YaHei" w:hAnsi="Microsoft YaHei"/>
+          <w:b/>
+          <w:color w:val="1A1A1A"/>
+        </w:rPr>
+        <w:t>资金面小结</w:t>
+      </w:r>
+      <w:r>
+        <w:rPr>
+          <w:rFonts w:ascii="Microsoft YaHei" w:hAnsi="Microsoft YaHei"/>
+        </w:rPr>
+        <w:t>：今日合计净流入 4.43 亿元，延续了前一日全口径净流入的态势。但资金流入/流出分钟数几乎持平（103:104），说明多空博弈较为均衡。大单资金（</w:t>
+      </w:r>
+      <w:r>
+        <w:rPr>
+          <w:rFonts w:ascii="Microsoft YaHei" w:hAnsi="Microsoft YaHei"/>
+          <w:b/>
+          <w:color w:val="1A1A1A"/>
+        </w:rPr>
+        <w:t>+2.73 亿</w:t>
+      </w:r>
+      <w:r>
+        <w:rPr>
+          <w:rFonts w:ascii="Microsoft YaHei" w:hAnsi="Microsoft YaHei"/>
+        </w:rPr>
+        <w:t>）在昨日已显著偏多，今日继续维持净流入，</w:t>
+      </w:r>
+      <w:r>
+        <w:rPr>
+          <w:rFonts w:ascii="Microsoft YaHei" w:hAnsi="Microsoft YaHei"/>
+          <w:b/>
+          <w:color w:val="1A1A1A"/>
+        </w:rPr>
+        <w:t>主力资金整体偏向积极</w:t>
+      </w:r>
+      <w:r>
+        <w:rPr>
+          <w:rFonts w:ascii="Microsoft YaHei" w:hAnsi="Microsoft YaHei"/>
+        </w:rPr>
+        <w:t>。融资余额小幅下降表明杠杆资金态度趋于谨慎。</w:t>
       </w:r>
     </w:p>
     <w:p>
       <w:pPr>
-        <w:spacing w:before="120" w:after="120"/>
+        <w:spacing w:before="240" w:after="240"/>
+        <w:pBdr>
+          <w:bottom w:val="single" w:sz="4" w:space="1" w:color="D0D7DE"/>
+        </w:pBdr>
+      </w:pPr>
+    </w:p>
+    <w:p>
+      <w:pPr>
+        <w:spacing w:before="360" w:after="80" w:line="288" w:lineRule="auto"/>
+        <w:pBdr>
+          <w:bottom w:val="single" w:sz="4" w:space="4" w:color="D0D7DE"/>
+        </w:pBdr>
       </w:pPr>
       <w:r>
         <w:rPr>
-          <w:color w:val="B4B4B4"/>
-          <w:sz w:val="16"/>
+          <w:rFonts w:ascii="Microsoft YaHei" w:hAnsi="Microsoft YaHei"/>
+          <w:b/>
+          <w:color w:val="1A1A1A"/>
+          <w:sz w:val="28"/>
         </w:rPr>
-        <w:t>────────────────────────────────────────</w:t>
-      </w:r>
-    </w:p>
-    <w:p>
-      <w:pPr>
-        <w:pStyle w:val="Heading2"/>
-      </w:pPr>
-      <w:r>
         <w:t>技术面</w:t>
       </w:r>
     </w:p>
+    <w:tbl>
+      <w:tblPr>
+        <w:tblStyle w:val="TableGrid"/>
+        <w:tblW w:type="auto" w:w="0"/>
+        <w:jc w:val="center"/>
+        <w:tblLayout w:type="autofit"/>
+        <w:tblLook w:firstColumn="1" w:firstRow="1" w:lastColumn="0" w:lastRow="0" w:noHBand="0" w:noVBand="1" w:val="04A0"/>
+      </w:tblPr>
+      <w:tblGrid>
+        <w:gridCol w:w="3022"/>
+        <w:gridCol w:w="3022"/>
+        <w:gridCol w:w="3022"/>
+      </w:tblGrid>
+      <w:tr>
+        <w:tc>
+          <w:tcPr>
+            <w:tcW w:type="dxa" w:w="3022"/>
+            <w:shd w:fill="F6F8FA" w:val="clear"/>
+          </w:tcPr>
+          <w:p>
+            <w:pPr>
+              <w:spacing w:before="40" w:after="40" w:line="288" w:lineRule="auto"/>
+            </w:pPr>
+            <w:r/>
+            <w:r>
+              <w:rPr>
+                <w:rFonts w:ascii="Microsoft YaHei" w:hAnsi="Microsoft YaHei"/>
+                <w:b/>
+                <w:color w:val="1A1A1A"/>
+                <w:sz w:val="18"/>
+              </w:rPr>
+              <w:t>指标</w:t>
+            </w:r>
+          </w:p>
+        </w:tc>
+        <w:tc>
+          <w:tcPr>
+            <w:tcW w:type="dxa" w:w="3022"/>
+            <w:shd w:fill="F6F8FA" w:val="clear"/>
+          </w:tcPr>
+          <w:p>
+            <w:pPr>
+              <w:spacing w:before="40" w:after="40" w:line="288" w:lineRule="auto"/>
+            </w:pPr>
+            <w:r/>
+            <w:r>
+              <w:rPr>
+                <w:rFonts w:ascii="Microsoft YaHei" w:hAnsi="Microsoft YaHei"/>
+                <w:b/>
+                <w:color w:val="1A1A1A"/>
+                <w:sz w:val="18"/>
+              </w:rPr>
+              <w:t>价格</w:t>
+            </w:r>
+          </w:p>
+        </w:tc>
+        <w:tc>
+          <w:tcPr>
+            <w:tcW w:type="dxa" w:w="3022"/>
+            <w:shd w:fill="F6F8FA" w:val="clear"/>
+          </w:tcPr>
+          <w:p>
+            <w:pPr>
+              <w:spacing w:before="40" w:after="40" w:line="288" w:lineRule="auto"/>
+            </w:pPr>
+            <w:r/>
+            <w:r>
+              <w:rPr>
+                <w:rFonts w:ascii="Microsoft YaHei" w:hAnsi="Microsoft YaHei"/>
+                <w:b/>
+                <w:color w:val="1A1A1A"/>
+                <w:sz w:val="18"/>
+              </w:rPr>
+              <w:t>当前价偏离</w:t>
+            </w:r>
+          </w:p>
+        </w:tc>
+      </w:tr>
+      <w:tr>
+        <w:tc>
+          <w:tcPr>
+            <w:tcW w:type="dxa" w:w="3022"/>
+          </w:tcPr>
+          <w:p>
+            <w:pPr>
+              <w:spacing w:before="40" w:after="40" w:line="288" w:lineRule="auto"/>
+            </w:pPr>
+            <w:r/>
+            <w:r>
+              <w:rPr>
+                <w:rFonts w:ascii="Microsoft YaHei" w:hAnsi="Microsoft YaHei"/>
+                <w:b/>
+                <w:color w:val="1A1A1A"/>
+                <w:sz w:val="18"/>
+              </w:rPr>
+              <w:t>MA5</w:t>
+            </w:r>
+          </w:p>
+        </w:tc>
+        <w:tc>
+          <w:tcPr>
+            <w:tcW w:type="dxa" w:w="3022"/>
+          </w:tcPr>
+          <w:p>
+            <w:pPr>
+              <w:spacing w:before="40" w:after="40" w:line="288" w:lineRule="auto"/>
+            </w:pPr>
+            <w:r/>
+            <w:r>
+              <w:rPr>
+                <w:rFonts w:ascii="Microsoft YaHei" w:hAnsi="Microsoft YaHei"/>
+                <w:sz w:val="18"/>
+              </w:rPr>
+              <w:t xml:space="preserve">约 </w:t>
+            </w:r>
+            <w:r>
+              <w:rPr>
+                <w:rFonts w:ascii="Microsoft YaHei" w:hAnsi="Microsoft YaHei"/>
+                <w:b/>
+                <w:color w:val="1A1A1A"/>
+                <w:sz w:val="18"/>
+              </w:rPr>
+              <w:t>92.24 元</w:t>
+            </w:r>
+          </w:p>
+        </w:tc>
+        <w:tc>
+          <w:tcPr>
+            <w:tcW w:type="dxa" w:w="3022"/>
+          </w:tcPr>
+          <w:p>
+            <w:pPr>
+              <w:spacing w:before="40" w:after="40" w:line="288" w:lineRule="auto"/>
+            </w:pPr>
+            <w:r/>
+            <w:r>
+              <w:rPr>
+                <w:rFonts w:ascii="Microsoft YaHei" w:hAnsi="Microsoft YaHei"/>
+                <w:b/>
+                <w:color w:val="1A1A1A"/>
+                <w:sz w:val="18"/>
+              </w:rPr>
+              <w:t>上方 1.8%</w:t>
+            </w:r>
+          </w:p>
+        </w:tc>
+      </w:tr>
+      <w:tr>
+        <w:tc>
+          <w:tcPr>
+            <w:tcW w:type="dxa" w:w="3022"/>
+            <w:shd w:fill="F8F9FA" w:val="clear"/>
+          </w:tcPr>
+          <w:p>
+            <w:pPr>
+              <w:spacing w:before="40" w:after="40" w:line="288" w:lineRule="auto"/>
+            </w:pPr>
+            <w:r/>
+            <w:r>
+              <w:rPr>
+                <w:rFonts w:ascii="Microsoft YaHei" w:hAnsi="Microsoft YaHei"/>
+                <w:b/>
+                <w:color w:val="1A1A1A"/>
+                <w:sz w:val="18"/>
+              </w:rPr>
+              <w:t>MA10</w:t>
+            </w:r>
+          </w:p>
+        </w:tc>
+        <w:tc>
+          <w:tcPr>
+            <w:tcW w:type="dxa" w:w="3022"/>
+            <w:shd w:fill="F8F9FA" w:val="clear"/>
+          </w:tcPr>
+          <w:p>
+            <w:pPr>
+              <w:spacing w:before="40" w:after="40" w:line="288" w:lineRule="auto"/>
+            </w:pPr>
+            <w:r/>
+            <w:r>
+              <w:rPr>
+                <w:rFonts w:ascii="Microsoft YaHei" w:hAnsi="Microsoft YaHei"/>
+                <w:sz w:val="18"/>
+              </w:rPr>
+              <w:t>约 91.71 元</w:t>
+            </w:r>
+          </w:p>
+        </w:tc>
+        <w:tc>
+          <w:tcPr>
+            <w:tcW w:type="dxa" w:w="3022"/>
+            <w:shd w:fill="F8F9FA" w:val="clear"/>
+          </w:tcPr>
+          <w:p>
+            <w:pPr>
+              <w:spacing w:before="40" w:after="40" w:line="288" w:lineRule="auto"/>
+            </w:pPr>
+            <w:r/>
+            <w:r>
+              <w:rPr>
+                <w:rFonts w:ascii="Microsoft YaHei" w:hAnsi="Microsoft YaHei"/>
+                <w:sz w:val="18"/>
+              </w:rPr>
+              <w:t>上方 2.4%</w:t>
+            </w:r>
+          </w:p>
+        </w:tc>
+      </w:tr>
+      <w:tr>
+        <w:tc>
+          <w:tcPr>
+            <w:tcW w:type="dxa" w:w="3022"/>
+          </w:tcPr>
+          <w:p>
+            <w:pPr>
+              <w:spacing w:before="40" w:after="40" w:line="288" w:lineRule="auto"/>
+            </w:pPr>
+            <w:r/>
+            <w:r>
+              <w:rPr>
+                <w:rFonts w:ascii="Microsoft YaHei" w:hAnsi="Microsoft YaHei"/>
+                <w:b/>
+                <w:color w:val="1A1A1A"/>
+                <w:sz w:val="18"/>
+              </w:rPr>
+              <w:t>MA20 / 布林中轨</w:t>
+            </w:r>
+          </w:p>
+        </w:tc>
+        <w:tc>
+          <w:tcPr>
+            <w:tcW w:type="dxa" w:w="3022"/>
+          </w:tcPr>
+          <w:p>
+            <w:pPr>
+              <w:spacing w:before="40" w:after="40" w:line="288" w:lineRule="auto"/>
+            </w:pPr>
+            <w:r/>
+            <w:r>
+              <w:rPr>
+                <w:rFonts w:ascii="Microsoft YaHei" w:hAnsi="Microsoft YaHei"/>
+                <w:sz w:val="18"/>
+              </w:rPr>
+              <w:t>约 88.34 元</w:t>
+            </w:r>
+          </w:p>
+        </w:tc>
+        <w:tc>
+          <w:tcPr>
+            <w:tcW w:type="dxa" w:w="3022"/>
+          </w:tcPr>
+          <w:p>
+            <w:pPr>
+              <w:spacing w:before="40" w:after="40" w:line="288" w:lineRule="auto"/>
+            </w:pPr>
+            <w:r/>
+            <w:r>
+              <w:rPr>
+                <w:rFonts w:ascii="Microsoft YaHei" w:hAnsi="Microsoft YaHei"/>
+                <w:sz w:val="18"/>
+              </w:rPr>
+              <w:t>上方 6.3%</w:t>
+            </w:r>
+          </w:p>
+        </w:tc>
+      </w:tr>
+      <w:tr>
+        <w:tc>
+          <w:tcPr>
+            <w:tcW w:type="dxa" w:w="3022"/>
+            <w:shd w:fill="F8F9FA" w:val="clear"/>
+          </w:tcPr>
+          <w:p>
+            <w:pPr>
+              <w:spacing w:before="40" w:after="40" w:line="288" w:lineRule="auto"/>
+            </w:pPr>
+            <w:r/>
+            <w:r>
+              <w:rPr>
+                <w:rFonts w:ascii="Microsoft YaHei" w:hAnsi="Microsoft YaHei"/>
+                <w:sz w:val="18"/>
+              </w:rPr>
+              <w:t>布林上轨</w:t>
+            </w:r>
+          </w:p>
+        </w:tc>
+        <w:tc>
+          <w:tcPr>
+            <w:tcW w:type="dxa" w:w="3022"/>
+            <w:shd w:fill="F8F9FA" w:val="clear"/>
+          </w:tcPr>
+          <w:p>
+            <w:pPr>
+              <w:spacing w:before="40" w:after="40" w:line="288" w:lineRule="auto"/>
+            </w:pPr>
+            <w:r/>
+            <w:r>
+              <w:rPr>
+                <w:rFonts w:ascii="Microsoft YaHei" w:hAnsi="Microsoft YaHei"/>
+                <w:sz w:val="18"/>
+              </w:rPr>
+              <w:t>97.06 元</w:t>
+            </w:r>
+          </w:p>
+        </w:tc>
+        <w:tc>
+          <w:tcPr>
+            <w:tcW w:type="dxa" w:w="3022"/>
+            <w:shd w:fill="F8F9FA" w:val="clear"/>
+          </w:tcPr>
+          <w:p>
+            <w:pPr>
+              <w:spacing w:before="40" w:after="40" w:line="288" w:lineRule="auto"/>
+            </w:pPr>
+            <w:r/>
+            <w:r>
+              <w:rPr>
+                <w:rFonts w:ascii="Microsoft YaHei" w:hAnsi="Microsoft YaHei"/>
+                <w:sz w:val="18"/>
+              </w:rPr>
+              <w:t>下方 3.3%</w:t>
+            </w:r>
+          </w:p>
+        </w:tc>
+      </w:tr>
+      <w:tr>
+        <w:tc>
+          <w:tcPr>
+            <w:tcW w:type="dxa" w:w="3022"/>
+          </w:tcPr>
+          <w:p>
+            <w:pPr>
+              <w:spacing w:before="40" w:after="40" w:line="288" w:lineRule="auto"/>
+            </w:pPr>
+            <w:r/>
+            <w:r>
+              <w:rPr>
+                <w:rFonts w:ascii="Microsoft YaHei" w:hAnsi="Microsoft YaHei"/>
+                <w:sz w:val="18"/>
+              </w:rPr>
+              <w:t>布林下轨</w:t>
+            </w:r>
+          </w:p>
+        </w:tc>
+        <w:tc>
+          <w:tcPr>
+            <w:tcW w:type="dxa" w:w="3022"/>
+          </w:tcPr>
+          <w:p>
+            <w:pPr>
+              <w:spacing w:before="40" w:after="40" w:line="288" w:lineRule="auto"/>
+            </w:pPr>
+            <w:r/>
+            <w:r>
+              <w:rPr>
+                <w:rFonts w:ascii="Microsoft YaHei" w:hAnsi="Microsoft YaHei"/>
+                <w:sz w:val="18"/>
+              </w:rPr>
+              <w:t>79.62 元</w:t>
+            </w:r>
+          </w:p>
+        </w:tc>
+        <w:tc>
+          <w:tcPr>
+            <w:tcW w:type="dxa" w:w="3022"/>
+          </w:tcPr>
+          <w:p>
+            <w:pPr>
+              <w:spacing w:before="40" w:after="40" w:line="288" w:lineRule="auto"/>
+            </w:pPr>
+            <w:r/>
+            <w:r>
+              <w:rPr>
+                <w:rFonts w:ascii="Microsoft YaHei" w:hAnsi="Microsoft YaHei"/>
+                <w:sz w:val="18"/>
+              </w:rPr>
+              <w:t>—</w:t>
+            </w:r>
+          </w:p>
+        </w:tc>
+      </w:tr>
+    </w:tbl>
+    <w:p/>
     <w:p>
-      <w:pPr>
-        <w:spacing w:before="40" w:after="40"/>
-      </w:pPr>
       <w:r>
-        <w:t>| 指标 | 位置 | 偏离度 |</w:t>
-      </w:r>
-    </w:p>
-    <w:p>
-      <w:pPr>
-        <w:spacing w:before="40" w:after="40"/>
-      </w:pPr>
-      <w:r>
-        <w:t xml:space="preserve">| MA5（92.47元） | 上方 | </w:t>
+        <w:rPr>
+          <w:rFonts w:ascii="Microsoft YaHei" w:hAnsi="Microsoft YaHei"/>
+          <w:b/>
+          <w:color w:val="1A1A1A"/>
+        </w:rPr>
+        <w:t>技术形态分析</w:t>
       </w:r>
       <w:r>
         <w:rPr>
-          <w:b/>
+          <w:rFonts w:ascii="Microsoft YaHei" w:hAnsi="Microsoft YaHei"/>
         </w:rPr>
-        <w:t>+1.6%</w:t>
-      </w:r>
-      <w:r>
-        <w:t xml:space="preserve"> |</w:t>
-      </w:r>
-    </w:p>
-    <w:p>
-      <w:pPr>
-        <w:spacing w:before="40" w:after="40"/>
-      </w:pPr>
-      <w:r>
-        <w:t xml:space="preserve">| MA10（91.38元） | 上方 | </w:t>
-      </w:r>
-      <w:r>
-        <w:rPr>
-          <w:b/>
-        </w:rPr>
-        <w:t>+2.8%</w:t>
-      </w:r>
-      <w:r>
-        <w:t xml:space="preserve"> |</w:t>
-      </w:r>
-    </w:p>
-    <w:p>
-      <w:pPr>
-        <w:spacing w:before="40" w:after="40"/>
-      </w:pPr>
-      <w:r>
-        <w:t xml:space="preserve">| MA20 / 布林中轨（87.63元） | 上方 | </w:t>
-      </w:r>
-      <w:r>
-        <w:rPr>
-          <w:b/>
-        </w:rPr>
-        <w:t>+7.2%</w:t>
-      </w:r>
-      <w:r>
-        <w:t xml:space="preserve"> |</w:t>
-      </w:r>
-    </w:p>
-    <w:p>
-      <w:pPr>
-        <w:spacing w:before="40" w:after="40"/>
-      </w:pPr>
-      <w:r>
-        <w:t xml:space="preserve">| 布林带上轨（97.19元） | 下方 | </w:t>
-      </w:r>
-      <w:r>
-        <w:rPr>
-          <w:b/>
-        </w:rPr>
-        <w:t>距上轨3.4%</w:t>
-      </w:r>
-      <w:r>
-        <w:t xml:space="preserve"> |</w:t>
-      </w:r>
-    </w:p>
-    <w:p>
-      <w:pPr>
-        <w:spacing w:before="40" w:after="40"/>
-      </w:pPr>
-      <w:r>
-        <w:t>| 布林带下轨（78.07元） | 上方 | — |</w:t>
+        <w:t>：</w:t>
       </w:r>
     </w:p>
     <w:p>
@@ -611,7 +1937,18 @@
         <w:pStyle w:val="ListBullet"/>
       </w:pPr>
       <w:r>
-        <w:t>**均线系统呈多头排列**：当前价格站稳MA5、MA10、MA20上方，短期趋势偏强。</w:t>
+        <w:rPr>
+          <w:rFonts w:ascii="Microsoft YaHei" w:hAnsi="Microsoft YaHei"/>
+          <w:b/>
+          <w:color w:val="1A1A1A"/>
+        </w:rPr>
+        <w:t>中短期均线多头排列</w:t>
+      </w:r>
+      <w:r>
+        <w:rPr>
+          <w:rFonts w:ascii="Microsoft YaHei" w:hAnsi="Microsoft YaHei"/>
+        </w:rPr>
+        <w:t>：MA5（92.24）&gt; MA10（91.71）&gt; MA20（88.34），股价站于所有均线上方，中期趋势偏多。</w:t>
       </w:r>
     </w:p>
     <w:p>
@@ -619,7 +1956,32 @@
         <w:pStyle w:val="ListBullet"/>
       </w:pPr>
       <w:r>
-        <w:t>**布林带分析**：股价位于中轨（87.63元）与上轨（97.19元）之间偏上位置，距上轨仅 **3.4%** 空间，短期面临上轨压力。</w:t>
+        <w:rPr>
+          <w:rFonts w:ascii="Microsoft YaHei" w:hAnsi="Microsoft YaHei"/>
+          <w:b/>
+          <w:color w:val="1A1A1A"/>
+        </w:rPr>
+        <w:t>偏离度适中</w:t>
+      </w:r>
+      <w:r>
+        <w:rPr>
+          <w:rFonts w:ascii="Microsoft YaHei" w:hAnsi="Microsoft YaHei"/>
+        </w:rPr>
+        <w:t xml:space="preserve">：当前价距 MA20 </w:t>
+      </w:r>
+      <w:r>
+        <w:rPr>
+          <w:rFonts w:ascii="Microsoft YaHei" w:hAnsi="Microsoft YaHei"/>
+          <w:b/>
+          <w:color w:val="1A1A1A"/>
+        </w:rPr>
+        <w:t>6.3%</w:t>
+      </w:r>
+      <w:r>
+        <w:rPr>
+          <w:rFonts w:ascii="Microsoft YaHei" w:hAnsi="Microsoft YaHei"/>
+        </w:rPr>
+        <w:t>，未进入严重超买区间（通常偏离超 10% 需警惕），但短期追高空间有限。</w:t>
       </w:r>
     </w:p>
     <w:p>
@@ -627,167 +1989,32 @@
         <w:pStyle w:val="ListBullet"/>
       </w:pPr>
       <w:r>
-        <w:t>**技术信号**：今日早盘冲高至95.28元后回落，显示上轨附近存在一定卖压。若后续能放量突破 **97元** 关口，则有望打开上行空间；若受阻回落，MA5（92.47元）为第一支撑位。</w:t>
-      </w:r>
-    </w:p>
-    <w:p>
-      <w:pPr>
-        <w:spacing w:before="120" w:after="120"/>
-      </w:pPr>
-      <w:r>
         <w:rPr>
-          <w:color w:val="B4B4B4"/>
-          <w:sz w:val="16"/>
+          <w:rFonts w:ascii="Microsoft YaHei" w:hAnsi="Microsoft YaHei"/>
+          <w:b/>
+          <w:color w:val="1A1A1A"/>
         </w:rPr>
-        <w:t>────────────────────────────────────────</w:t>
-      </w:r>
-    </w:p>
-    <w:p>
-      <w:pPr>
-        <w:pStyle w:val="Heading2"/>
-      </w:pPr>
-      <w:r>
-        <w:t>新闻资讯</w:t>
-      </w:r>
-    </w:p>
-    <w:p>
-      <w:pPr>
-        <w:pStyle w:val="Heading3"/>
-      </w:pPr>
-      <w:r>
-        <w:t>核心催化事件</w:t>
-      </w:r>
-    </w:p>
-    <w:p>
-      <w:r>
-        <w:rPr>
-          <w:b/>
-        </w:rPr>
-        <w:t>1. 人形机器人8月初亮相（最大催化剂）</w:t>
-      </w:r>
-    </w:p>
-    <w:p>
-      <w:r>
-        <w:t>比亚迪官方回应称，计划八月在"迪空间"亮相发布人形机器人。消息面显示，机器人目标先在4S店做销售，</w:t>
+        <w:t>布林带观察</w:t>
       </w:r>
       <w:r>
         <w:rPr>
-          <w:b/>
+          <w:rFonts w:ascii="Microsoft YaHei" w:hAnsi="Microsoft YaHei"/>
         </w:rPr>
-        <w:t>一两年内实现商业落地</w:t>
-      </w:r>
-      <w:r>
-        <w:t xml:space="preserve">。该消息带动机器人概念板块有所表现，华达科技、明新旭腾等涨停。虽然今日机器人概念板块整体下跌 </w:t>
+        <w:t xml:space="preserve">：价格位于中轨（88.34）与上轨（97.06）之间，距离上轨尚有 </w:t>
       </w:r>
       <w:r>
         <w:rPr>
+          <w:rFonts w:ascii="Microsoft YaHei" w:hAnsi="Microsoft YaHei"/>
           <w:b/>
+          <w:color w:val="1A1A1A"/>
         </w:rPr>
-        <w:t>-1.12%</w:t>
-      </w:r>
-      <w:r>
-        <w:t>，但比亚迪作为新入局者，市场关注度极高。</w:t>
-      </w:r>
-    </w:p>
-    <w:p>
-      <w:r>
-        <w:rPr>
-          <w:b/>
-        </w:rPr>
-        <w:t>2. 长鑫科技上市带来的投资收益</w:t>
-      </w:r>
-    </w:p>
-    <w:p>
-      <w:r>
-        <w:t xml:space="preserve">比亚迪董秘透露，六年前比亚迪以 </w:t>
+        <w:t>3.3%</w:t>
       </w:r>
       <w:r>
         <w:rPr>
-          <w:b/>
+          <w:rFonts w:ascii="Microsoft YaHei" w:hAnsi="Microsoft YaHei"/>
         </w:rPr>
-        <w:t>198亿元投前估值</w:t>
-      </w:r>
-      <w:r>
-        <w:t xml:space="preserve">参与了长鑫科技首轮融资。长鑫科技今日上市首日暴涨 </w:t>
-      </w:r>
-      <w:r>
-        <w:rPr>
-          <w:b/>
-        </w:rPr>
-        <w:t>465.82%</w:t>
-      </w:r>
-      <w:r>
-        <w:t xml:space="preserve">，总市值达 </w:t>
-      </w:r>
-      <w:r>
-        <w:rPr>
-          <w:b/>
-        </w:rPr>
-        <w:t>3.28万亿元</w:t>
-      </w:r>
-      <w:r>
-        <w:t xml:space="preserve">，超越工商银行成为A股市值"一哥"，成交额超 </w:t>
-      </w:r>
-      <w:r>
-        <w:rPr>
-          <w:b/>
-        </w:rPr>
-        <w:t>1,400亿元</w:t>
-      </w:r>
-      <w:r>
-        <w:t>，创A股单日成交纪录。参照198亿投前估值及3.28万亿最新市值，比亚迪在该项目上的</w:t>
-      </w:r>
-      <w:r>
-        <w:rPr>
-          <w:b/>
-        </w:rPr>
-        <w:t>潜在投资收益极为可观</w:t>
-      </w:r>
-      <w:r>
-        <w:t>，将为公司带来巨额的长期股权投资增值。</w:t>
-      </w:r>
-    </w:p>
-    <w:p>
-      <w:r>
-        <w:rPr>
-          <w:b/>
-        </w:rPr>
-        <w:t>3. 日本特供车RACCO上市</w:t>
-      </w:r>
-    </w:p>
-    <w:p>
-      <w:r>
-        <w:t xml:space="preserve">比亚迪首款日本特供微型电动车RACCO正式上市，补贴后售价低于 </w:t>
-      </w:r>
-      <w:r>
-        <w:rPr>
-          <w:b/>
-        </w:rPr>
-        <w:t>200万日元</w:t>
-      </w:r>
-      <w:r>
-        <w:t>，并邀请当红女星代言，展现其"决心相当大"的出海战略。这标志着比亚迪在日本市场的本土化布局迈出关键一步。</w:t>
-      </w:r>
-    </w:p>
-    <w:p>
-      <w:r>
-        <w:rPr>
-          <w:b/>
-        </w:rPr>
-        <w:t>4. 电池多技术路线布局</w:t>
-      </w:r>
-    </w:p>
-    <w:p>
-      <w:r>
-        <w:t>针对投资者关于钠电储能的建议，公司回应称对电池多技术路线均有布局，显示其在固态电池、钠离子电池等下一代技术上的前瞻布局。</w:t>
-      </w:r>
-    </w:p>
-    <w:p>
-      <w:pPr>
-        <w:pStyle w:val="Heading3"/>
-      </w:pPr>
-      <w:r>
-        <w:t>利空扰动</w:t>
+        <w:t xml:space="preserve"> 空间，未触及极值。</w:t>
       </w:r>
     </w:p>
     <w:p>
@@ -795,219 +2022,71 @@
         <w:pStyle w:val="ListBullet"/>
       </w:pPr>
       <w:r>
-        <w:t>美股半导体板块持续大跌：费城半导体指数跌超2%，英伟达跌约5%，SK海力士跌破发行价。全球AI算力需求担忧情绪蔓延。</w:t>
+        <w:rPr>
+          <w:rFonts w:ascii="Microsoft YaHei" w:hAnsi="Microsoft YaHei"/>
+          <w:b/>
+          <w:color w:val="1A1A1A"/>
+        </w:rPr>
+        <w:t>日内走势</w:t>
+      </w:r>
+      <w:r>
+        <w:rPr>
+          <w:rFonts w:ascii="Microsoft YaHei" w:hAnsi="Microsoft YaHei"/>
+        </w:rPr>
+        <w:t>：早盘一度下探至 92.77 元获得支撑，随后回拉至 93.92 元，</w:t>
+      </w:r>
+      <w:r>
+        <w:rPr>
+          <w:rFonts w:ascii="Microsoft YaHei" w:hAnsi="Microsoft YaHei"/>
+          <w:b/>
+          <w:color w:val="1A1A1A"/>
+        </w:rPr>
+        <w:t>92.70-93.00 元区域存在短期支撑</w:t>
+      </w:r>
+      <w:r>
+        <w:rPr>
+          <w:rFonts w:ascii="Microsoft YaHei" w:hAnsi="Microsoft YaHei"/>
+        </w:rPr>
+        <w:t>；上方 95.28 元为今日早盘高点阻力。</w:t>
       </w:r>
     </w:p>
     <w:p>
       <w:pPr>
-        <w:pStyle w:val="ListBullet"/>
+        <w:spacing w:before="240" w:after="240"/>
+        <w:pBdr>
+          <w:bottom w:val="single" w:sz="4" w:space="1" w:color="D0D7DE"/>
+        </w:pBdr>
+      </w:pPr>
+    </w:p>
+    <w:p>
+      <w:pPr>
+        <w:spacing w:before="360" w:after="80" w:line="288" w:lineRule="auto"/>
+        <w:pBdr>
+          <w:bottom w:val="single" w:sz="4" w:space="4" w:color="D0D7DE"/>
+        </w:pBdr>
       </w:pPr>
       <w:r>
-        <w:t>创业板指今日跌超6%，系统性风险上升。</w:t>
+        <w:rPr>
+          <w:rFonts w:ascii="Microsoft YaHei" w:hAnsi="Microsoft YaHei"/>
+          <w:b/>
+          <w:color w:val="1A1A1A"/>
+          <w:sz w:val="28"/>
+        </w:rPr>
+        <w:t>新闻资讯</w:t>
       </w:r>
     </w:p>
     <w:p>
       <w:pPr>
-        <w:pStyle w:val="ListBullet"/>
-      </w:pPr>
-      <w:r>
-        <w:t>新能源汽车板块整体跌幅 **-4.11%**，比亚迪逆势上涨显得尤为突出。</w:t>
-      </w:r>
-    </w:p>
-    <w:p>
-      <w:pPr>
-        <w:spacing w:before="120" w:after="120"/>
+        <w:spacing w:before="280" w:after="80" w:line="312" w:lineRule="auto"/>
       </w:pPr>
       <w:r>
         <w:rPr>
-          <w:color w:val="B4B4B4"/>
-          <w:sz w:val="16"/>
+          <w:rFonts w:ascii="Microsoft YaHei" w:hAnsi="Microsoft YaHei"/>
+          <w:b/>
+          <w:color w:val="333333"/>
+          <w:sz w:val="24"/>
         </w:rPr>
-        <w:t>────────────────────────────────────────</w:t>
-      </w:r>
-    </w:p>
-    <w:p>
-      <w:pPr>
-        <w:pStyle w:val="Heading2"/>
-      </w:pPr>
-      <w:r>
-        <w:t>板块关联</w:t>
-      </w:r>
-    </w:p>
-    <w:p>
-      <w:pPr>
-        <w:spacing w:before="40" w:after="40"/>
-      </w:pPr>
-      <w:r>
-        <w:t>| 板块 | 涨跌幅 | 排名/总数 | 板块内比亚迪排名 |</w:t>
-      </w:r>
-    </w:p>
-    <w:p>
-      <w:pPr>
-        <w:spacing w:before="40" w:after="40"/>
-      </w:pPr>
-      <w:r>
-        <w:t xml:space="preserve">| 汽车制造商(A股) | </w:t>
-      </w:r>
-      <w:r>
-        <w:rPr>
-          <w:b/>
-        </w:rPr>
-        <w:t>+1.03%</w:t>
-      </w:r>
-      <w:r>
-        <w:t xml:space="preserve"> | 118/1158 | 18/26 |</w:t>
-      </w:r>
-    </w:p>
-    <w:p>
-      <w:pPr>
-        <w:spacing w:before="40" w:after="40"/>
-      </w:pPr>
-      <w:r>
-        <w:t xml:space="preserve">| 汽车(A股) | </w:t>
-      </w:r>
-      <w:r>
-        <w:rPr>
-          <w:b/>
-        </w:rPr>
-        <w:t>+0.94%</w:t>
-      </w:r>
-      <w:r>
-        <w:t xml:space="preserve"> | 131/1158 | 20/30 |</w:t>
-      </w:r>
-    </w:p>
-    <w:p>
-      <w:pPr>
-        <w:spacing w:before="40" w:after="40"/>
-      </w:pPr>
-      <w:r>
-        <w:t xml:space="preserve">| 沪深300样本股 | </w:t>
-      </w:r>
-      <w:r>
-        <w:rPr>
-          <w:b/>
-        </w:rPr>
-        <w:t>+1.57%</w:t>
-      </w:r>
-      <w:r>
-        <w:t xml:space="preserve"> | 75/1158 | 246/319 |</w:t>
-      </w:r>
-    </w:p>
-    <w:p>
-      <w:pPr>
-        <w:spacing w:before="40" w:after="40"/>
-      </w:pPr>
-      <w:r>
-        <w:t xml:space="preserve">| 新能源汽车 | </w:t>
-      </w:r>
-      <w:r>
-        <w:rPr>
-          <w:b/>
-        </w:rPr>
-        <w:t>-4.11%</w:t>
-      </w:r>
-      <w:r>
-        <w:t xml:space="preserve"> | 957/1158 | 160/998 |</w:t>
-      </w:r>
-    </w:p>
-    <w:p>
-      <w:pPr>
-        <w:spacing w:before="40" w:after="40"/>
-      </w:pPr>
-      <w:r>
-        <w:t xml:space="preserve">| 充电桩 | </w:t>
-      </w:r>
-      <w:r>
-        <w:rPr>
-          <w:b/>
-        </w:rPr>
-        <w:t>-2.66%</w:t>
-      </w:r>
-      <w:r>
-        <w:t xml:space="preserve"> | 760/1158 | 97/373 |</w:t>
-      </w:r>
-    </w:p>
-    <w:p>
-      <w:pPr>
-        <w:spacing w:before="40" w:after="40"/>
-      </w:pPr>
-      <w:r>
-        <w:t xml:space="preserve">| 汽车与汽车零部件 | </w:t>
-      </w:r>
-      <w:r>
-        <w:rPr>
-          <w:b/>
-        </w:rPr>
-        <w:t>-2.71%</w:t>
-      </w:r>
-      <w:r>
-        <w:t xml:space="preserve"> | 772/1158 | 55/257 |</w:t>
-      </w:r>
-    </w:p>
-    <w:p>
-      <w:r>
-        <w:t>比亚迪所在的核心归属板块——</w:t>
-      </w:r>
-      <w:r>
-        <w:rPr>
-          <w:b/>
-        </w:rPr>
-        <w:t>汽车制造商(A股)和汽车(A股)</w:t>
-      </w:r>
-      <w:r>
-        <w:t xml:space="preserve"> 分别录得 </w:t>
-      </w:r>
-      <w:r>
-        <w:rPr>
-          <w:b/>
-        </w:rPr>
-        <w:t>+1.03%</w:t>
-      </w:r>
-      <w:r>
-        <w:t xml:space="preserve"> 和 </w:t>
-      </w:r>
-      <w:r>
-        <w:rPr>
-          <w:b/>
-        </w:rPr>
-        <w:t>+0.94%</w:t>
-      </w:r>
-      <w:r>
-        <w:t xml:space="preserve"> 的涨幅，在今日全市场大跌环境中表现亮眼，行业领涨标的包括宇通客车（+7.83%）、春风动力（+6.77%）、长城汽车（+4.47%）。</w:t>
-      </w:r>
-    </w:p>
-    <w:p>
-      <w:pPr>
-        <w:spacing w:before="120" w:after="120"/>
-      </w:pPr>
-      <w:r>
-        <w:rPr>
-          <w:color w:val="B4B4B4"/>
-          <w:sz w:val="16"/>
-        </w:rPr>
-        <w:t>────────────────────────────────────────</w:t>
-      </w:r>
-    </w:p>
-    <w:p>
-      <w:pPr>
-        <w:pStyle w:val="Heading2"/>
-      </w:pPr>
-      <w:r>
-        <w:t>综合研判</w:t>
-      </w:r>
-    </w:p>
-    <w:p>
-      <w:r>
-        <w:t xml:space="preserve">今日比亚迪呈现 </w:t>
-      </w:r>
-      <w:r>
-        <w:rPr>
-          <w:b/>
-        </w:rPr>
-        <w:t>"逆市抗跌、资金净流入、多条均线上方"</w:t>
-      </w:r>
-      <w:r>
-        <w:t xml:space="preserve"> 的强势特征，主要逻辑如下：</w:t>
+        <w:t>宏观与外围环境</w:t>
       </w:r>
     </w:p>
     <w:p>
@@ -1015,7 +2094,32 @@
         <w:pStyle w:val="ListNumber"/>
       </w:pPr>
       <w:r>
-        <w:t>**人形机器人概念催化**：8月亮相的时间节点临近，叠加"一两年内商业落地"的明确规划，为比亚迪开辟了"汽车+机器人"的第二增长曲线预期，提升了估值想象空间。</w:t>
+        <w:rPr>
+          <w:rFonts w:ascii="Microsoft YaHei" w:hAnsi="Microsoft YaHei"/>
+          <w:b/>
+          <w:color w:val="1A1A1A"/>
+        </w:rPr>
+        <w:t>全球半导体板块持续承压</w:t>
+      </w:r>
+      <w:r>
+        <w:rPr>
+          <w:rFonts w:ascii="Microsoft YaHei" w:hAnsi="Microsoft YaHei"/>
+        </w:rPr>
+        <w:t xml:space="preserve">：昨夜费城半导体指数跌 </w:t>
+      </w:r>
+      <w:r>
+        <w:rPr>
+          <w:rFonts w:ascii="Microsoft YaHei" w:hAnsi="Microsoft YaHei"/>
+          <w:b/>
+          <w:color w:val="1A1A1A"/>
+        </w:rPr>
+        <w:t>4.49%</w:t>
+      </w:r>
+      <w:r>
+        <w:rPr>
+          <w:rFonts w:ascii="Microsoft YaHei" w:hAnsi="Microsoft YaHei"/>
+        </w:rPr>
+        <w:t>，Roundhill 存储 ETF 跌近 9%。SK 海力士、美光、AMD 等跌超 8%。市场对 AI 需求持续性产生疑虑，英伟达相关交易规模超 7,500 亿美元引发"循环融资"担忧。</w:t>
       </w:r>
     </w:p>
     <w:p>
@@ -1023,7 +2127,18 @@
         <w:pStyle w:val="ListNumber"/>
       </w:pPr>
       <w:r>
-        <w:t>**长鑫科技投资收益**：作为早期投资人，长鑫科技上市后的惊人表现将为比亚迪带来显著的投资收益确认预期，对利润表构成潜在正面冲击。</w:t>
+        <w:rPr>
+          <w:rFonts w:ascii="Microsoft YaHei" w:hAnsi="Microsoft YaHei"/>
+          <w:b/>
+          <w:color w:val="1A1A1A"/>
+        </w:rPr>
+        <w:t>韩国 KOSPI 跌超 10%</w:t>
+      </w:r>
+      <w:r>
+        <w:rPr>
+          <w:rFonts w:ascii="Microsoft YaHei" w:hAnsi="Microsoft YaHei"/>
+        </w:rPr>
+        <w:t>，日韩台芯片股大幅下挫，全球科技股风险偏好急剧降温。</w:t>
       </w:r>
     </w:p>
     <w:p>
@@ -1031,7 +2146,62 @@
         <w:pStyle w:val="ListNumber"/>
       </w:pPr>
       <w:r>
-        <w:t>**出海战略推进**：日本特供车RACCO上市，展现全球化布局决心，中长期利好。</w:t>
+        <w:rPr>
+          <w:rFonts w:ascii="Microsoft YaHei" w:hAnsi="Microsoft YaHei"/>
+          <w:b/>
+          <w:color w:val="1A1A1A"/>
+        </w:rPr>
+        <w:t>A 股科技板块受拖累</w:t>
+      </w:r>
+      <w:r>
+        <w:rPr>
+          <w:rFonts w:ascii="Microsoft YaHei" w:hAnsi="Microsoft YaHei"/>
+        </w:rPr>
+        <w:t>：创业板指盘中跌逾 6%，算力硬件、半导体芯片板块跌幅居前。</w:t>
+      </w:r>
+    </w:p>
+    <w:p>
+      <w:r>
+        <w:rPr>
+          <w:rFonts w:ascii="Microsoft YaHei" w:hAnsi="Microsoft YaHei"/>
+          <w:b/>
+          <w:color w:val="1A1A1A"/>
+        </w:rPr>
+        <w:t>对 BYD 的影响</w:t>
+      </w:r>
+      <w:r>
+        <w:rPr>
+          <w:rFonts w:ascii="Microsoft YaHei" w:hAnsi="Microsoft YaHei"/>
+        </w:rPr>
+        <w:t>：比亚迪涉及半导体业务（IGBT、SiC 车规芯片），但主业仍为整车与动力电池。科技板块的杀跌情绪对 BYD 形成一定拖累，但由于公司基本面与 AI/存储芯片关联度较低，</w:t>
+      </w:r>
+      <w:r>
+        <w:rPr>
+          <w:rFonts w:ascii="Microsoft YaHei" w:hAnsi="Microsoft YaHei"/>
+          <w:b/>
+          <w:color w:val="1A1A1A"/>
+        </w:rPr>
+        <w:t>实际冲击有限，更多体现为情绪面传导</w:t>
+      </w:r>
+      <w:r>
+        <w:rPr>
+          <w:rFonts w:ascii="Microsoft YaHei" w:hAnsi="Microsoft YaHei"/>
+        </w:rPr>
+        <w:t>。</w:t>
+      </w:r>
+    </w:p>
+    <w:p>
+      <w:pPr>
+        <w:spacing w:before="280" w:after="80" w:line="312" w:lineRule="auto"/>
+      </w:pPr>
+      <w:r>
+        <w:rPr>
+          <w:rFonts w:ascii="Microsoft YaHei" w:hAnsi="Microsoft YaHei"/>
+          <w:b/>
+          <w:color w:val="333333"/>
+          <w:sz w:val="24"/>
+        </w:rPr>
+        <w:t>行业热点</w:t>
       </w:r>
     </w:p>
     <w:p>
@@ -1039,7 +2209,18 @@
         <w:pStyle w:val="ListNumber"/>
       </w:pPr>
       <w:r>
-        <w:t>**资金面偏积极**：今日净流入3.15亿元，大单与中单齐发力，在系统性风险上升环境中显示出较强的避险资金偏好。</w:t>
+        <w:rPr>
+          <w:rFonts w:ascii="Microsoft YaHei" w:hAnsi="Microsoft YaHei"/>
+          <w:b/>
+          <w:color w:val="1A1A1A"/>
+        </w:rPr>
+        <w:t>固态电池板块今日领涨（+1.53%）</w:t>
+      </w:r>
+      <w:r>
+        <w:rPr>
+          <w:rFonts w:ascii="Microsoft YaHei" w:hAnsi="Microsoft YaHei"/>
+        </w:rPr>
+        <w:t>：国轩高科年产 20,000 吨固态电池关键材料项目在安庆启动，计划 2027 年量产。固态电池技术前景明朗，对作为动力电池龙头的比亚迪构成中长期利好。</w:t>
       </w:r>
     </w:p>
     <w:p>
@@ -1047,39 +2228,1429 @@
         <w:pStyle w:val="ListNumber"/>
       </w:pPr>
       <w:r>
-        <w:t>**技术上处于多头排列**：但接近布林上轨（97.19元），短期需关注能否放量突破打开上行空间。</w:t>
+        <w:rPr>
+          <w:rFonts w:ascii="Microsoft YaHei" w:hAnsi="Microsoft YaHei"/>
+          <w:b/>
+          <w:color w:val="1A1A1A"/>
+        </w:rPr>
+        <w:t>锂电池板块同步走强（+1.25%）</w:t>
+      </w:r>
+      <w:r>
+        <w:rPr>
+          <w:rFonts w:ascii="Microsoft YaHei" w:hAnsi="Microsoft YaHei"/>
+        </w:rPr>
+        <w:t>：盐湖提锂、锂电材料个股活跃。</w:t>
+      </w:r>
+    </w:p>
+    <w:p>
+      <w:pPr>
+        <w:pStyle w:val="ListNumber"/>
+      </w:pPr>
+      <w:r>
+        <w:rPr>
+          <w:rFonts w:ascii="Microsoft YaHei" w:hAnsi="Microsoft YaHei"/>
+          <w:b/>
+          <w:color w:val="1A1A1A"/>
+        </w:rPr>
+        <w:t>全球原油暴跌</w:t>
+      </w:r>
+      <w:r>
+        <w:rPr>
+          <w:rFonts w:ascii="Microsoft YaHei" w:hAnsi="Microsoft YaHei"/>
+        </w:rPr>
+        <w:t xml:space="preserve">：WTI 原油跌 </w:t>
+      </w:r>
+      <w:r>
+        <w:rPr>
+          <w:rFonts w:ascii="Microsoft YaHei" w:hAnsi="Microsoft YaHei"/>
+          <w:b/>
+          <w:color w:val="1A1A1A"/>
+        </w:rPr>
+        <w:t>7.5%</w:t>
+      </w:r>
+      <w:r>
+        <w:rPr>
+          <w:rFonts w:ascii="Microsoft YaHei" w:hAnsi="Microsoft YaHei"/>
+        </w:rPr>
+        <w:t xml:space="preserve">，布伦特跌 </w:t>
+      </w:r>
+      <w:r>
+        <w:rPr>
+          <w:rFonts w:ascii="Microsoft YaHei" w:hAnsi="Microsoft YaHei"/>
+          <w:b/>
+          <w:color w:val="1A1A1A"/>
+        </w:rPr>
+        <w:t>8.7%</w:t>
+      </w:r>
+      <w:r>
+        <w:rPr>
+          <w:rFonts w:ascii="Microsoft YaHei" w:hAnsi="Microsoft YaHei"/>
+        </w:rPr>
+        <w:t>。油价大跌利好新能源车替代逻辑，降低燃油车使用成本优势，间接利好新能源汽车渗透率提升预期。</w:t>
+      </w:r>
+    </w:p>
+    <w:p>
+      <w:pPr>
+        <w:spacing w:before="240" w:after="240"/>
+        <w:pBdr>
+          <w:bottom w:val="single" w:sz="4" w:space="1" w:color="D0D7DE"/>
+        </w:pBdr>
+      </w:pPr>
+    </w:p>
+    <w:p>
+      <w:pPr>
+        <w:spacing w:before="360" w:after="80" w:line="288" w:lineRule="auto"/>
+        <w:pBdr>
+          <w:bottom w:val="single" w:sz="4" w:space="4" w:color="D0D7DE"/>
+        </w:pBdr>
+      </w:pPr>
+      <w:r>
+        <w:rPr>
+          <w:rFonts w:ascii="Microsoft YaHei" w:hAnsi="Microsoft YaHei"/>
+          <w:b/>
+          <w:color w:val="1A1A1A"/>
+          <w:sz w:val="28"/>
+        </w:rPr>
+        <w:t>板块关联</w:t>
+      </w:r>
+    </w:p>
+    <w:tbl>
+      <w:tblPr>
+        <w:tblStyle w:val="TableGrid"/>
+        <w:tblW w:type="auto" w:w="0"/>
+        <w:jc w:val="center"/>
+        <w:tblLayout w:type="autofit"/>
+        <w:tblLook w:firstColumn="1" w:firstRow="1" w:lastColumn="0" w:lastRow="0" w:noHBand="0" w:noVBand="1" w:val="04A0"/>
+      </w:tblPr>
+      <w:tblGrid>
+        <w:gridCol w:w="2266"/>
+        <w:gridCol w:w="2266"/>
+        <w:gridCol w:w="2266"/>
+        <w:gridCol w:w="2266"/>
+      </w:tblGrid>
+      <w:tr>
+        <w:tc>
+          <w:tcPr>
+            <w:tcW w:type="dxa" w:w="2266"/>
+            <w:shd w:fill="F6F8FA" w:val="clear"/>
+          </w:tcPr>
+          <w:p>
+            <w:pPr>
+              <w:spacing w:before="40" w:after="40" w:line="288" w:lineRule="auto"/>
+            </w:pPr>
+            <w:r/>
+            <w:r>
+              <w:rPr>
+                <w:rFonts w:ascii="Microsoft YaHei" w:hAnsi="Microsoft YaHei"/>
+                <w:b/>
+                <w:color w:val="1A1A1A"/>
+                <w:sz w:val="18"/>
+              </w:rPr>
+              <w:t>板块</w:t>
+            </w:r>
+          </w:p>
+        </w:tc>
+        <w:tc>
+          <w:tcPr>
+            <w:tcW w:type="dxa" w:w="2266"/>
+            <w:shd w:fill="F6F8FA" w:val="clear"/>
+          </w:tcPr>
+          <w:p>
+            <w:pPr>
+              <w:spacing w:before="40" w:after="40" w:line="288" w:lineRule="auto"/>
+            </w:pPr>
+            <w:r/>
+            <w:r>
+              <w:rPr>
+                <w:rFonts w:ascii="Microsoft YaHei" w:hAnsi="Microsoft YaHei"/>
+                <w:b/>
+                <w:color w:val="1A1A1A"/>
+                <w:sz w:val="18"/>
+              </w:rPr>
+              <w:t>涨跌幅</w:t>
+            </w:r>
+          </w:p>
+        </w:tc>
+        <w:tc>
+          <w:tcPr>
+            <w:tcW w:type="dxa" w:w="2266"/>
+            <w:shd w:fill="F6F8FA" w:val="clear"/>
+          </w:tcPr>
+          <w:p>
+            <w:pPr>
+              <w:spacing w:before="40" w:after="40" w:line="288" w:lineRule="auto"/>
+            </w:pPr>
+            <w:r/>
+            <w:r>
+              <w:rPr>
+                <w:rFonts w:ascii="Microsoft YaHei" w:hAnsi="Microsoft YaHei"/>
+                <w:b/>
+                <w:color w:val="1A1A1A"/>
+                <w:sz w:val="18"/>
+              </w:rPr>
+              <w:t>板块排名</w:t>
+            </w:r>
+          </w:p>
+        </w:tc>
+        <w:tc>
+          <w:tcPr>
+            <w:tcW w:type="dxa" w:w="2266"/>
+            <w:shd w:fill="F6F8FA" w:val="clear"/>
+          </w:tcPr>
+          <w:p>
+            <w:pPr>
+              <w:spacing w:before="40" w:after="40" w:line="288" w:lineRule="auto"/>
+            </w:pPr>
+            <w:r/>
+            <w:r>
+              <w:rPr>
+                <w:rFonts w:ascii="Microsoft YaHei" w:hAnsi="Microsoft YaHei"/>
+                <w:b/>
+                <w:color w:val="1A1A1A"/>
+                <w:sz w:val="18"/>
+              </w:rPr>
+              <w:t>表现判断</w:t>
+            </w:r>
+          </w:p>
+        </w:tc>
+      </w:tr>
+      <w:tr>
+        <w:tc>
+          <w:tcPr>
+            <w:tcW w:type="dxa" w:w="2266"/>
+          </w:tcPr>
+          <w:p>
+            <w:pPr>
+              <w:spacing w:before="40" w:after="40" w:line="288" w:lineRule="auto"/>
+            </w:pPr>
+            <w:r/>
+            <w:r>
+              <w:rPr>
+                <w:rFonts w:ascii="Microsoft YaHei" w:hAnsi="Microsoft YaHei"/>
+                <w:b/>
+                <w:color w:val="1A1A1A"/>
+                <w:sz w:val="18"/>
+              </w:rPr>
+              <w:t>汽车制造商(A股)</w:t>
+            </w:r>
+          </w:p>
+        </w:tc>
+        <w:tc>
+          <w:tcPr>
+            <w:tcW w:type="dxa" w:w="2266"/>
+          </w:tcPr>
+          <w:p>
+            <w:pPr>
+              <w:spacing w:before="40" w:after="40" w:line="288" w:lineRule="auto"/>
+            </w:pPr>
+            <w:r/>
+            <w:r>
+              <w:rPr>
+                <w:rFonts w:ascii="Microsoft YaHei" w:hAnsi="Microsoft YaHei"/>
+                <w:b/>
+                <w:color w:val="1A1A1A"/>
+                <w:sz w:val="18"/>
+              </w:rPr>
+              <w:t>+1.03%</w:t>
+            </w:r>
+          </w:p>
+        </w:tc>
+        <w:tc>
+          <w:tcPr>
+            <w:tcW w:type="dxa" w:w="2266"/>
+          </w:tcPr>
+          <w:p>
+            <w:pPr>
+              <w:spacing w:before="40" w:after="40" w:line="288" w:lineRule="auto"/>
+            </w:pPr>
+            <w:r/>
+            <w:r>
+              <w:rPr>
+                <w:rFonts w:ascii="Microsoft YaHei" w:hAnsi="Microsoft YaHei"/>
+                <w:b/>
+                <w:color w:val="1A1A1A"/>
+                <w:sz w:val="18"/>
+              </w:rPr>
+              <w:t>118/1158</w:t>
+            </w:r>
+          </w:p>
+        </w:tc>
+        <w:tc>
+          <w:tcPr>
+            <w:tcW w:type="dxa" w:w="2266"/>
+          </w:tcPr>
+          <w:p>
+            <w:pPr>
+              <w:spacing w:before="40" w:after="40" w:line="288" w:lineRule="auto"/>
+            </w:pPr>
+            <w:r/>
+            <w:r>
+              <w:rPr>
+                <w:rFonts w:ascii="Microsoft YaHei" w:hAnsi="Microsoft YaHei"/>
+                <w:sz w:val="18"/>
+              </w:rPr>
+              <w:t>强势，整车股普遍上行</w:t>
+            </w:r>
+          </w:p>
+        </w:tc>
+      </w:tr>
+      <w:tr>
+        <w:tc>
+          <w:tcPr>
+            <w:tcW w:type="dxa" w:w="2266"/>
+            <w:shd w:fill="F8F9FA" w:val="clear"/>
+          </w:tcPr>
+          <w:p>
+            <w:pPr>
+              <w:spacing w:before="40" w:after="40" w:line="288" w:lineRule="auto"/>
+            </w:pPr>
+            <w:r/>
+            <w:r>
+              <w:rPr>
+                <w:rFonts w:ascii="Microsoft YaHei" w:hAnsi="Microsoft YaHei"/>
+                <w:sz w:val="18"/>
+              </w:rPr>
+              <w:t>汽车(A股)</w:t>
+            </w:r>
+          </w:p>
+        </w:tc>
+        <w:tc>
+          <w:tcPr>
+            <w:tcW w:type="dxa" w:w="2266"/>
+            <w:shd w:fill="F8F9FA" w:val="clear"/>
+          </w:tcPr>
+          <w:p>
+            <w:pPr>
+              <w:spacing w:before="40" w:after="40" w:line="288" w:lineRule="auto"/>
+            </w:pPr>
+            <w:r/>
+            <w:r>
+              <w:rPr>
+                <w:rFonts w:ascii="Microsoft YaHei" w:hAnsi="Microsoft YaHei"/>
+                <w:sz w:val="18"/>
+              </w:rPr>
+              <w:t>+0.94%</w:t>
+            </w:r>
+          </w:p>
+        </w:tc>
+        <w:tc>
+          <w:tcPr>
+            <w:tcW w:type="dxa" w:w="2266"/>
+            <w:shd w:fill="F8F9FA" w:val="clear"/>
+          </w:tcPr>
+          <w:p>
+            <w:pPr>
+              <w:spacing w:before="40" w:after="40" w:line="288" w:lineRule="auto"/>
+            </w:pPr>
+            <w:r/>
+            <w:r>
+              <w:rPr>
+                <w:rFonts w:ascii="Microsoft YaHei" w:hAnsi="Microsoft YaHei"/>
+                <w:sz w:val="18"/>
+              </w:rPr>
+              <w:t>131/1158</w:t>
+            </w:r>
+          </w:p>
+        </w:tc>
+        <w:tc>
+          <w:tcPr>
+            <w:tcW w:type="dxa" w:w="2266"/>
+            <w:shd w:fill="F8F9FA" w:val="clear"/>
+          </w:tcPr>
+          <w:p>
+            <w:pPr>
+              <w:spacing w:before="40" w:after="40" w:line="288" w:lineRule="auto"/>
+            </w:pPr>
+            <w:r/>
+            <w:r>
+              <w:rPr>
+                <w:rFonts w:ascii="Microsoft YaHei" w:hAnsi="Microsoft YaHei"/>
+                <w:sz w:val="18"/>
+              </w:rPr>
+              <w:t>相对强势</w:t>
+            </w:r>
+          </w:p>
+        </w:tc>
+      </w:tr>
+      <w:tr>
+        <w:tc>
+          <w:tcPr>
+            <w:tcW w:type="dxa" w:w="2266"/>
+          </w:tcPr>
+          <w:p>
+            <w:pPr>
+              <w:spacing w:before="40" w:after="40" w:line="288" w:lineRule="auto"/>
+            </w:pPr>
+            <w:r/>
+            <w:r>
+              <w:rPr>
+                <w:rFonts w:ascii="Microsoft YaHei" w:hAnsi="Microsoft YaHei"/>
+                <w:sz w:val="18"/>
+              </w:rPr>
+              <w:t>沪深300样本股</w:t>
+            </w:r>
+          </w:p>
+        </w:tc>
+        <w:tc>
+          <w:tcPr>
+            <w:tcW w:type="dxa" w:w="2266"/>
+          </w:tcPr>
+          <w:p>
+            <w:pPr>
+              <w:spacing w:before="40" w:after="40" w:line="288" w:lineRule="auto"/>
+            </w:pPr>
+            <w:r/>
+            <w:r>
+              <w:rPr>
+                <w:rFonts w:ascii="Microsoft YaHei" w:hAnsi="Microsoft YaHei"/>
+                <w:sz w:val="18"/>
+              </w:rPr>
+              <w:t>+1.57%</w:t>
+            </w:r>
+          </w:p>
+        </w:tc>
+        <w:tc>
+          <w:tcPr>
+            <w:tcW w:type="dxa" w:w="2266"/>
+          </w:tcPr>
+          <w:p>
+            <w:pPr>
+              <w:spacing w:before="40" w:after="40" w:line="288" w:lineRule="auto"/>
+            </w:pPr>
+            <w:r/>
+            <w:r>
+              <w:rPr>
+                <w:rFonts w:ascii="Microsoft YaHei" w:hAnsi="Microsoft YaHei"/>
+                <w:sz w:val="18"/>
+              </w:rPr>
+              <w:t>75/1158</w:t>
+            </w:r>
+          </w:p>
+        </w:tc>
+        <w:tc>
+          <w:tcPr>
+            <w:tcW w:type="dxa" w:w="2266"/>
+          </w:tcPr>
+          <w:p>
+            <w:pPr>
+              <w:spacing w:before="40" w:after="40" w:line="288" w:lineRule="auto"/>
+            </w:pPr>
+            <w:r/>
+            <w:r>
+              <w:rPr>
+                <w:rFonts w:ascii="Microsoft YaHei" w:hAnsi="Microsoft YaHei"/>
+                <w:sz w:val="18"/>
+              </w:rPr>
+              <w:t>权重蓝筹引领</w:t>
+            </w:r>
+          </w:p>
+        </w:tc>
+      </w:tr>
+      <w:tr>
+        <w:tc>
+          <w:tcPr>
+            <w:tcW w:type="dxa" w:w="2266"/>
+            <w:shd w:fill="F8F9FA" w:val="clear"/>
+          </w:tcPr>
+          <w:p>
+            <w:pPr>
+              <w:spacing w:before="40" w:after="40" w:line="288" w:lineRule="auto"/>
+            </w:pPr>
+            <w:r/>
+            <w:r>
+              <w:rPr>
+                <w:rFonts w:ascii="Microsoft YaHei" w:hAnsi="Microsoft YaHei"/>
+                <w:b/>
+                <w:color w:val="1A1A1A"/>
+                <w:sz w:val="18"/>
+              </w:rPr>
+              <w:t>新能源汽车</w:t>
+            </w:r>
+          </w:p>
+        </w:tc>
+        <w:tc>
+          <w:tcPr>
+            <w:tcW w:type="dxa" w:w="2266"/>
+            <w:shd w:fill="F8F9FA" w:val="clear"/>
+          </w:tcPr>
+          <w:p>
+            <w:pPr>
+              <w:spacing w:before="40" w:after="40" w:line="288" w:lineRule="auto"/>
+            </w:pPr>
+            <w:r/>
+            <w:r>
+              <w:rPr>
+                <w:rFonts w:ascii="Microsoft YaHei" w:hAnsi="Microsoft YaHei"/>
+                <w:b/>
+                <w:color w:val="1A1A1A"/>
+                <w:sz w:val="18"/>
+              </w:rPr>
+              <w:t>-4.11%</w:t>
+            </w:r>
+          </w:p>
+        </w:tc>
+        <w:tc>
+          <w:tcPr>
+            <w:tcW w:type="dxa" w:w="2266"/>
+            <w:shd w:fill="F8F9FA" w:val="clear"/>
+          </w:tcPr>
+          <w:p>
+            <w:pPr>
+              <w:spacing w:before="40" w:after="40" w:line="288" w:lineRule="auto"/>
+            </w:pPr>
+            <w:r/>
+            <w:r>
+              <w:rPr>
+                <w:rFonts w:ascii="Microsoft YaHei" w:hAnsi="Microsoft YaHei"/>
+                <w:b/>
+                <w:color w:val="1A1A1A"/>
+                <w:sz w:val="18"/>
+              </w:rPr>
+              <w:t>957/1158</w:t>
+            </w:r>
+          </w:p>
+        </w:tc>
+        <w:tc>
+          <w:tcPr>
+            <w:tcW w:type="dxa" w:w="2266"/>
+            <w:shd w:fill="F8F9FA" w:val="clear"/>
+          </w:tcPr>
+          <w:p>
+            <w:pPr>
+              <w:spacing w:before="40" w:after="40" w:line="288" w:lineRule="auto"/>
+            </w:pPr>
+            <w:r/>
+            <w:r>
+              <w:rPr>
+                <w:rFonts w:ascii="Microsoft YaHei" w:hAnsi="Microsoft YaHei"/>
+                <w:b/>
+                <w:color w:val="1A1A1A"/>
+                <w:sz w:val="18"/>
+              </w:rPr>
+              <w:t>明显弱势</w:t>
+            </w:r>
+          </w:p>
+        </w:tc>
+      </w:tr>
+      <w:tr>
+        <w:tc>
+          <w:tcPr>
+            <w:tcW w:type="dxa" w:w="2266"/>
+          </w:tcPr>
+          <w:p>
+            <w:pPr>
+              <w:spacing w:before="40" w:after="40" w:line="288" w:lineRule="auto"/>
+            </w:pPr>
+            <w:r/>
+            <w:r>
+              <w:rPr>
+                <w:rFonts w:ascii="Microsoft YaHei" w:hAnsi="Microsoft YaHei"/>
+                <w:sz w:val="18"/>
+              </w:rPr>
+              <w:t>充电桩</w:t>
+            </w:r>
+          </w:p>
+        </w:tc>
+        <w:tc>
+          <w:tcPr>
+            <w:tcW w:type="dxa" w:w="2266"/>
+          </w:tcPr>
+          <w:p>
+            <w:pPr>
+              <w:spacing w:before="40" w:after="40" w:line="288" w:lineRule="auto"/>
+            </w:pPr>
+            <w:r/>
+            <w:r>
+              <w:rPr>
+                <w:rFonts w:ascii="Microsoft YaHei" w:hAnsi="Microsoft YaHei"/>
+                <w:sz w:val="18"/>
+              </w:rPr>
+              <w:t>-2.66%</w:t>
+            </w:r>
+          </w:p>
+        </w:tc>
+        <w:tc>
+          <w:tcPr>
+            <w:tcW w:type="dxa" w:w="2266"/>
+          </w:tcPr>
+          <w:p>
+            <w:pPr>
+              <w:spacing w:before="40" w:after="40" w:line="288" w:lineRule="auto"/>
+            </w:pPr>
+            <w:r/>
+            <w:r>
+              <w:rPr>
+                <w:rFonts w:ascii="Microsoft YaHei" w:hAnsi="Microsoft YaHei"/>
+                <w:sz w:val="18"/>
+              </w:rPr>
+              <w:t>760/1158</w:t>
+            </w:r>
+          </w:p>
+        </w:tc>
+        <w:tc>
+          <w:tcPr>
+            <w:tcW w:type="dxa" w:w="2266"/>
+          </w:tcPr>
+          <w:p>
+            <w:pPr>
+              <w:spacing w:before="40" w:after="40" w:line="288" w:lineRule="auto"/>
+            </w:pPr>
+            <w:r/>
+            <w:r>
+              <w:rPr>
+                <w:rFonts w:ascii="Microsoft YaHei" w:hAnsi="Microsoft YaHei"/>
+                <w:sz w:val="18"/>
+              </w:rPr>
+              <w:t>弱势</w:t>
+            </w:r>
+          </w:p>
+        </w:tc>
+      </w:tr>
+      <w:tr>
+        <w:tc>
+          <w:tcPr>
+            <w:tcW w:type="dxa" w:w="2266"/>
+            <w:shd w:fill="F8F9FA" w:val="clear"/>
+          </w:tcPr>
+          <w:p>
+            <w:pPr>
+              <w:spacing w:before="40" w:after="40" w:line="288" w:lineRule="auto"/>
+            </w:pPr>
+            <w:r/>
+            <w:r>
+              <w:rPr>
+                <w:rFonts w:ascii="Microsoft YaHei" w:hAnsi="Microsoft YaHei"/>
+                <w:sz w:val="18"/>
+              </w:rPr>
+              <w:t>汽车与汽车零部件</w:t>
+            </w:r>
+          </w:p>
+        </w:tc>
+        <w:tc>
+          <w:tcPr>
+            <w:tcW w:type="dxa" w:w="2266"/>
+            <w:shd w:fill="F8F9FA" w:val="clear"/>
+          </w:tcPr>
+          <w:p>
+            <w:pPr>
+              <w:spacing w:before="40" w:after="40" w:line="288" w:lineRule="auto"/>
+            </w:pPr>
+            <w:r/>
+            <w:r>
+              <w:rPr>
+                <w:rFonts w:ascii="Microsoft YaHei" w:hAnsi="Microsoft YaHei"/>
+                <w:sz w:val="18"/>
+              </w:rPr>
+              <w:t>-2.71%</w:t>
+            </w:r>
+          </w:p>
+        </w:tc>
+        <w:tc>
+          <w:tcPr>
+            <w:tcW w:type="dxa" w:w="2266"/>
+            <w:shd w:fill="F8F9FA" w:val="clear"/>
+          </w:tcPr>
+          <w:p>
+            <w:pPr>
+              <w:spacing w:before="40" w:after="40" w:line="288" w:lineRule="auto"/>
+            </w:pPr>
+            <w:r/>
+            <w:r>
+              <w:rPr>
+                <w:rFonts w:ascii="Microsoft YaHei" w:hAnsi="Microsoft YaHei"/>
+                <w:sz w:val="18"/>
+              </w:rPr>
+              <w:t>772/1158</w:t>
+            </w:r>
+          </w:p>
+        </w:tc>
+        <w:tc>
+          <w:tcPr>
+            <w:tcW w:type="dxa" w:w="2266"/>
+            <w:shd w:fill="F8F9FA" w:val="clear"/>
+          </w:tcPr>
+          <w:p>
+            <w:pPr>
+              <w:spacing w:before="40" w:after="40" w:line="288" w:lineRule="auto"/>
+            </w:pPr>
+            <w:r/>
+            <w:r>
+              <w:rPr>
+                <w:rFonts w:ascii="Microsoft YaHei" w:hAnsi="Microsoft YaHei"/>
+                <w:sz w:val="18"/>
+              </w:rPr>
+              <w:t>弱势</w:t>
+            </w:r>
+          </w:p>
+        </w:tc>
+      </w:tr>
+      <w:tr>
+        <w:tc>
+          <w:tcPr>
+            <w:tcW w:type="dxa" w:w="2266"/>
+          </w:tcPr>
+          <w:p>
+            <w:pPr>
+              <w:spacing w:before="40" w:after="40" w:line="288" w:lineRule="auto"/>
+            </w:pPr>
+            <w:r/>
+            <w:r>
+              <w:rPr>
+                <w:rFonts w:ascii="Microsoft YaHei" w:hAnsi="Microsoft YaHei"/>
+                <w:sz w:val="18"/>
+              </w:rPr>
+              <w:t>融资融券</w:t>
+            </w:r>
+          </w:p>
+        </w:tc>
+        <w:tc>
+          <w:tcPr>
+            <w:tcW w:type="dxa" w:w="2266"/>
+          </w:tcPr>
+          <w:p>
+            <w:pPr>
+              <w:spacing w:before="40" w:after="40" w:line="288" w:lineRule="auto"/>
+            </w:pPr>
+            <w:r/>
+            <w:r>
+              <w:rPr>
+                <w:rFonts w:ascii="Microsoft YaHei" w:hAnsi="Microsoft YaHei"/>
+                <w:sz w:val="18"/>
+              </w:rPr>
+              <w:t>-1.92%</w:t>
+            </w:r>
+          </w:p>
+        </w:tc>
+        <w:tc>
+          <w:tcPr>
+            <w:tcW w:type="dxa" w:w="2266"/>
+          </w:tcPr>
+          <w:p>
+            <w:pPr>
+              <w:spacing w:before="40" w:after="40" w:line="288" w:lineRule="auto"/>
+            </w:pPr>
+            <w:r/>
+            <w:r>
+              <w:rPr>
+                <w:rFonts w:ascii="Microsoft YaHei" w:hAnsi="Microsoft YaHei"/>
+                <w:sz w:val="18"/>
+              </w:rPr>
+              <w:t>620/1158</w:t>
+            </w:r>
+          </w:p>
+        </w:tc>
+        <w:tc>
+          <w:tcPr>
+            <w:tcW w:type="dxa" w:w="2266"/>
+          </w:tcPr>
+          <w:p>
+            <w:pPr>
+              <w:spacing w:before="40" w:after="40" w:line="288" w:lineRule="auto"/>
+            </w:pPr>
+            <w:r/>
+            <w:r>
+              <w:rPr>
+                <w:rFonts w:ascii="Microsoft YaHei" w:hAnsi="Microsoft YaHei"/>
+                <w:sz w:val="18"/>
+              </w:rPr>
+              <w:t>偏弱</w:t>
+            </w:r>
+          </w:p>
+        </w:tc>
+      </w:tr>
+    </w:tbl>
+    <w:p/>
+    <w:p>
+      <w:r>
+        <w:rPr>
+          <w:rFonts w:ascii="Microsoft YaHei" w:hAnsi="Microsoft YaHei"/>
+          <w:b/>
+          <w:color w:val="1A1A1A"/>
+        </w:rPr>
+        <w:t>板块分化显著</w:t>
+      </w:r>
+      <w:r>
+        <w:rPr>
+          <w:rFonts w:ascii="Microsoft YaHei" w:hAnsi="Microsoft YaHei"/>
+        </w:rPr>
+        <w:t>：传统整车板块（</w:t>
+      </w:r>
+      <w:r>
+        <w:rPr>
+          <w:rFonts w:ascii="Microsoft YaHei" w:hAnsi="Microsoft YaHei"/>
+          <w:b/>
+          <w:color w:val="1A1A1A"/>
+        </w:rPr>
+        <w:t>汽车制造商 +1.03%</w:t>
+      </w:r>
+      <w:r>
+        <w:rPr>
+          <w:rFonts w:ascii="Microsoft YaHei" w:hAnsi="Microsoft YaHei"/>
+        </w:rPr>
+        <w:t xml:space="preserve">）领涨，宇通客车 +7.83%、长城汽车 +4.47% 表现亮眼；而 </w:t>
+      </w:r>
+      <w:r>
+        <w:rPr>
+          <w:rFonts w:ascii="Microsoft YaHei" w:hAnsi="Microsoft YaHei"/>
+          <w:b/>
+          <w:color w:val="1A1A1A"/>
+        </w:rPr>
+        <w:t>新能源汽车板块重挫 -4.11%</w:t>
+      </w:r>
+      <w:r>
+        <w:rPr>
+          <w:rFonts w:ascii="Microsoft YaHei" w:hAnsi="Microsoft YaHei"/>
+        </w:rPr>
+        <w:t>，居全市场跌幅前列。比亚迪作为新能源汽车龙头，</w:t>
+      </w:r>
+      <w:r>
+        <w:rPr>
+          <w:rFonts w:ascii="Microsoft YaHei" w:hAnsi="Microsoft YaHei"/>
+          <w:b/>
+          <w:color w:val="1A1A1A"/>
+        </w:rPr>
+        <w:t>在"汽车制造商"板块中排名 18/26（中下游），在"新能源汽车"板块中排名 160/998（中上游）</w:t>
+      </w:r>
+      <w:r>
+        <w:rPr>
+          <w:rFonts w:ascii="Microsoft YaHei" w:hAnsi="Microsoft YaHei"/>
+        </w:rPr>
+        <w:t>，整体表现居中，既未跟随传统整车大幅上扬，也未像新能源板块中部分标的出现深跌。</w:t>
+      </w:r>
+    </w:p>
+    <w:p>
+      <w:pPr>
+        <w:spacing w:before="240" w:after="240"/>
+        <w:pBdr>
+          <w:bottom w:val="single" w:sz="4" w:space="1" w:color="D0D7DE"/>
+        </w:pBdr>
+      </w:pPr>
+    </w:p>
+    <w:p>
+      <w:pPr>
+        <w:spacing w:before="360" w:after="80" w:line="288" w:lineRule="auto"/>
+        <w:pBdr>
+          <w:bottom w:val="single" w:sz="4" w:space="4" w:color="D0D7DE"/>
+        </w:pBdr>
+      </w:pPr>
+      <w:r>
+        <w:rPr>
+          <w:rFonts w:ascii="Microsoft YaHei" w:hAnsi="Microsoft YaHei"/>
+          <w:b/>
+          <w:color w:val="1A1A1A"/>
+          <w:sz w:val="28"/>
+        </w:rPr>
+        <w:t>综合研判</w:t>
       </w:r>
     </w:p>
     <w:p>
       <w:r>
         <w:rPr>
+          <w:rFonts w:ascii="Microsoft YaHei" w:hAnsi="Microsoft YaHei"/>
           <w:b/>
+          <w:color w:val="1A1A1A"/>
+        </w:rPr>
+        <w:t>主力观点：短线震荡偏多，中线趋势完好</w:t>
+      </w:r>
+    </w:p>
+    <w:tbl>
+      <w:tblPr>
+        <w:tblStyle w:val="TableGrid"/>
+        <w:tblW w:type="auto" w:w="0"/>
+        <w:jc w:val="center"/>
+        <w:tblLayout w:type="autofit"/>
+        <w:tblLook w:firstColumn="1" w:firstRow="1" w:lastColumn="0" w:lastRow="0" w:noHBand="0" w:noVBand="1" w:val="04A0"/>
+      </w:tblPr>
+      <w:tblGrid>
+        <w:gridCol w:w="3022"/>
+        <w:gridCol w:w="3022"/>
+        <w:gridCol w:w="3022"/>
+      </w:tblGrid>
+      <w:tr>
+        <w:tc>
+          <w:tcPr>
+            <w:tcW w:type="dxa" w:w="3022"/>
+            <w:shd w:fill="F6F8FA" w:val="clear"/>
+          </w:tcPr>
+          <w:p>
+            <w:pPr>
+              <w:spacing w:before="40" w:after="40" w:line="288" w:lineRule="auto"/>
+            </w:pPr>
+            <w:r/>
+            <w:r>
+              <w:rPr>
+                <w:rFonts w:ascii="Microsoft YaHei" w:hAnsi="Microsoft YaHei"/>
+                <w:b/>
+                <w:color w:val="1A1A1A"/>
+                <w:sz w:val="18"/>
+              </w:rPr>
+              <w:t>维度</w:t>
+            </w:r>
+          </w:p>
+        </w:tc>
+        <w:tc>
+          <w:tcPr>
+            <w:tcW w:type="dxa" w:w="3022"/>
+            <w:shd w:fill="F6F8FA" w:val="clear"/>
+          </w:tcPr>
+          <w:p>
+            <w:pPr>
+              <w:spacing w:before="40" w:after="40" w:line="288" w:lineRule="auto"/>
+            </w:pPr>
+            <w:r/>
+            <w:r>
+              <w:rPr>
+                <w:rFonts w:ascii="Microsoft YaHei" w:hAnsi="Microsoft YaHei"/>
+                <w:b/>
+                <w:color w:val="1A1A1A"/>
+                <w:sz w:val="18"/>
+              </w:rPr>
+              <w:t>信号</w:t>
+            </w:r>
+          </w:p>
+        </w:tc>
+        <w:tc>
+          <w:tcPr>
+            <w:tcW w:type="dxa" w:w="3022"/>
+            <w:shd w:fill="F6F8FA" w:val="clear"/>
+          </w:tcPr>
+          <w:p>
+            <w:pPr>
+              <w:spacing w:before="40" w:after="40" w:line="288" w:lineRule="auto"/>
+            </w:pPr>
+            <w:r/>
+            <w:r>
+              <w:rPr>
+                <w:rFonts w:ascii="Microsoft YaHei" w:hAnsi="Microsoft YaHei"/>
+                <w:b/>
+                <w:color w:val="1A1A1A"/>
+                <w:sz w:val="18"/>
+              </w:rPr>
+              <w:t>评分</w:t>
+            </w:r>
+          </w:p>
+        </w:tc>
+      </w:tr>
+      <w:tr>
+        <w:tc>
+          <w:tcPr>
+            <w:tcW w:type="dxa" w:w="3022"/>
+          </w:tcPr>
+          <w:p>
+            <w:pPr>
+              <w:spacing w:before="40" w:after="40" w:line="288" w:lineRule="auto"/>
+            </w:pPr>
+            <w:r/>
+            <w:r>
+              <w:rPr>
+                <w:rFonts w:ascii="Microsoft YaHei" w:hAnsi="Microsoft YaHei"/>
+                <w:sz w:val="18"/>
+              </w:rPr>
+              <w:t>资金面</w:t>
+            </w:r>
+          </w:p>
+        </w:tc>
+        <w:tc>
+          <w:tcPr>
+            <w:tcW w:type="dxa" w:w="3022"/>
+          </w:tcPr>
+          <w:p>
+            <w:pPr>
+              <w:spacing w:before="40" w:after="40" w:line="288" w:lineRule="auto"/>
+            </w:pPr>
+            <w:r/>
+            <w:r>
+              <w:rPr>
+                <w:rFonts w:ascii="Microsoft YaHei" w:hAnsi="Microsoft YaHei"/>
+                <w:sz w:val="18"/>
+              </w:rPr>
+              <w:t>连续净流入，大单偏多</w:t>
+            </w:r>
+          </w:p>
+        </w:tc>
+        <w:tc>
+          <w:tcPr>
+            <w:tcW w:type="dxa" w:w="3022"/>
+          </w:tcPr>
+          <w:p>
+            <w:pPr>
+              <w:spacing w:before="40" w:after="40" w:line="288" w:lineRule="auto"/>
+            </w:pPr>
+            <w:r/>
+            <w:r>
+              <w:rPr>
+                <w:rFonts w:ascii="Microsoft YaHei" w:hAnsi="Microsoft YaHei"/>
+                <w:sz w:val="18"/>
+              </w:rPr>
+              <w:t>★★★★☆</w:t>
+            </w:r>
+          </w:p>
+        </w:tc>
+      </w:tr>
+      <w:tr>
+        <w:tc>
+          <w:tcPr>
+            <w:tcW w:type="dxa" w:w="3022"/>
+            <w:shd w:fill="F8F9FA" w:val="clear"/>
+          </w:tcPr>
+          <w:p>
+            <w:pPr>
+              <w:spacing w:before="40" w:after="40" w:line="288" w:lineRule="auto"/>
+            </w:pPr>
+            <w:r/>
+            <w:r>
+              <w:rPr>
+                <w:rFonts w:ascii="Microsoft YaHei" w:hAnsi="Microsoft YaHei"/>
+                <w:sz w:val="18"/>
+              </w:rPr>
+              <w:t>技术面</w:t>
+            </w:r>
+          </w:p>
+        </w:tc>
+        <w:tc>
+          <w:tcPr>
+            <w:tcW w:type="dxa" w:w="3022"/>
+            <w:shd w:fill="F8F9FA" w:val="clear"/>
+          </w:tcPr>
+          <w:p>
+            <w:pPr>
+              <w:spacing w:before="40" w:after="40" w:line="288" w:lineRule="auto"/>
+            </w:pPr>
+            <w:r/>
+            <w:r>
+              <w:rPr>
+                <w:rFonts w:ascii="Microsoft YaHei" w:hAnsi="Microsoft YaHei"/>
+                <w:sz w:val="18"/>
+              </w:rPr>
+              <w:t>均线多头排列，支撑明确</w:t>
+            </w:r>
+          </w:p>
+        </w:tc>
+        <w:tc>
+          <w:tcPr>
+            <w:tcW w:type="dxa" w:w="3022"/>
+            <w:shd w:fill="F8F9FA" w:val="clear"/>
+          </w:tcPr>
+          <w:p>
+            <w:pPr>
+              <w:spacing w:before="40" w:after="40" w:line="288" w:lineRule="auto"/>
+            </w:pPr>
+            <w:r/>
+            <w:r>
+              <w:rPr>
+                <w:rFonts w:ascii="Microsoft YaHei" w:hAnsi="Microsoft YaHei"/>
+                <w:sz w:val="18"/>
+              </w:rPr>
+              <w:t>★★★★☆</w:t>
+            </w:r>
+          </w:p>
+        </w:tc>
+      </w:tr>
+      <w:tr>
+        <w:tc>
+          <w:tcPr>
+            <w:tcW w:type="dxa" w:w="3022"/>
+          </w:tcPr>
+          <w:p>
+            <w:pPr>
+              <w:spacing w:before="40" w:after="40" w:line="288" w:lineRule="auto"/>
+            </w:pPr>
+            <w:r/>
+            <w:r>
+              <w:rPr>
+                <w:rFonts w:ascii="Microsoft YaHei" w:hAnsi="Microsoft YaHei"/>
+                <w:sz w:val="18"/>
+              </w:rPr>
+              <w:t>板块面</w:t>
+            </w:r>
+          </w:p>
+        </w:tc>
+        <w:tc>
+          <w:tcPr>
+            <w:tcW w:type="dxa" w:w="3022"/>
+          </w:tcPr>
+          <w:p>
+            <w:pPr>
+              <w:spacing w:before="40" w:after="40" w:line="288" w:lineRule="auto"/>
+            </w:pPr>
+            <w:r/>
+            <w:r>
+              <w:rPr>
+                <w:rFonts w:ascii="Microsoft YaHei" w:hAnsi="Microsoft YaHei"/>
+                <w:sz w:val="18"/>
+              </w:rPr>
+              <w:t>整车板块强势但新能源板块拖累</w:t>
+            </w:r>
+          </w:p>
+        </w:tc>
+        <w:tc>
+          <w:tcPr>
+            <w:tcW w:type="dxa" w:w="3022"/>
+          </w:tcPr>
+          <w:p>
+            <w:pPr>
+              <w:spacing w:before="40" w:after="40" w:line="288" w:lineRule="auto"/>
+            </w:pPr>
+            <w:r/>
+            <w:r>
+              <w:rPr>
+                <w:rFonts w:ascii="Microsoft YaHei" w:hAnsi="Microsoft YaHei"/>
+                <w:sz w:val="18"/>
+              </w:rPr>
+              <w:t>★★★☆☆</w:t>
+            </w:r>
+          </w:p>
+        </w:tc>
+      </w:tr>
+      <w:tr>
+        <w:tc>
+          <w:tcPr>
+            <w:tcW w:type="dxa" w:w="3022"/>
+            <w:shd w:fill="F8F9FA" w:val="clear"/>
+          </w:tcPr>
+          <w:p>
+            <w:pPr>
+              <w:spacing w:before="40" w:after="40" w:line="288" w:lineRule="auto"/>
+            </w:pPr>
+            <w:r/>
+            <w:r>
+              <w:rPr>
+                <w:rFonts w:ascii="Microsoft YaHei" w:hAnsi="Microsoft YaHei"/>
+                <w:sz w:val="18"/>
+              </w:rPr>
+              <w:t>估值面</w:t>
+            </w:r>
+          </w:p>
+        </w:tc>
+        <w:tc>
+          <w:tcPr>
+            <w:tcW w:type="dxa" w:w="3022"/>
+            <w:shd w:fill="F8F9FA" w:val="clear"/>
+          </w:tcPr>
+          <w:p>
+            <w:pPr>
+              <w:spacing w:before="40" w:after="40" w:line="288" w:lineRule="auto"/>
+            </w:pPr>
+            <w:r/>
+            <w:r>
+              <w:rPr>
+                <w:rFonts w:ascii="Microsoft YaHei" w:hAnsi="Microsoft YaHei"/>
+                <w:sz w:val="18"/>
+              </w:rPr>
+              <w:t>PE 52.41 偏高，安全边际有限</w:t>
+            </w:r>
+          </w:p>
+        </w:tc>
+        <w:tc>
+          <w:tcPr>
+            <w:tcW w:type="dxa" w:w="3022"/>
+            <w:shd w:fill="F8F9FA" w:val="clear"/>
+          </w:tcPr>
+          <w:p>
+            <w:pPr>
+              <w:spacing w:before="40" w:after="40" w:line="288" w:lineRule="auto"/>
+            </w:pPr>
+            <w:r/>
+            <w:r>
+              <w:rPr>
+                <w:rFonts w:ascii="Microsoft YaHei" w:hAnsi="Microsoft YaHei"/>
+                <w:sz w:val="18"/>
+              </w:rPr>
+              <w:t>★★☆☆☆</w:t>
+            </w:r>
+          </w:p>
+        </w:tc>
+      </w:tr>
+      <w:tr>
+        <w:tc>
+          <w:tcPr>
+            <w:tcW w:type="dxa" w:w="3022"/>
+          </w:tcPr>
+          <w:p>
+            <w:pPr>
+              <w:spacing w:before="40" w:after="40" w:line="288" w:lineRule="auto"/>
+            </w:pPr>
+            <w:r/>
+            <w:r>
+              <w:rPr>
+                <w:rFonts w:ascii="Microsoft YaHei" w:hAnsi="Microsoft YaHei"/>
+                <w:sz w:val="18"/>
+              </w:rPr>
+              <w:t>消息面</w:t>
+            </w:r>
+          </w:p>
+        </w:tc>
+        <w:tc>
+          <w:tcPr>
+            <w:tcW w:type="dxa" w:w="3022"/>
+          </w:tcPr>
+          <w:p>
+            <w:pPr>
+              <w:spacing w:before="40" w:after="40" w:line="288" w:lineRule="auto"/>
+            </w:pPr>
+            <w:r/>
+            <w:r>
+              <w:rPr>
+                <w:rFonts w:ascii="Microsoft YaHei" w:hAnsi="Microsoft YaHei"/>
+                <w:sz w:val="18"/>
+              </w:rPr>
+              <w:t>全球科技承压，但油价利好新能源逻辑</w:t>
+            </w:r>
+          </w:p>
+        </w:tc>
+        <w:tc>
+          <w:tcPr>
+            <w:tcW w:type="dxa" w:w="3022"/>
+          </w:tcPr>
+          <w:p>
+            <w:pPr>
+              <w:spacing w:before="40" w:after="40" w:line="288" w:lineRule="auto"/>
+            </w:pPr>
+            <w:r/>
+            <w:r>
+              <w:rPr>
+                <w:rFonts w:ascii="Microsoft YaHei" w:hAnsi="Microsoft YaHei"/>
+                <w:sz w:val="18"/>
+              </w:rPr>
+              <w:t>★★★☆☆</w:t>
+            </w:r>
+          </w:p>
+        </w:tc>
+      </w:tr>
+    </w:tbl>
+    <w:p/>
+    <w:p>
+      <w:r>
+        <w:rPr>
+          <w:rFonts w:ascii="Microsoft YaHei" w:hAnsi="Microsoft YaHei"/>
+          <w:b/>
+          <w:color w:val="1A1A1A"/>
+        </w:rPr>
+        <w:t>核心逻辑</w:t>
+      </w:r>
+      <w:r>
+        <w:rPr>
+          <w:rFonts w:ascii="Microsoft YaHei" w:hAnsi="Microsoft YaHei"/>
+        </w:rPr>
+        <w:t>：</w:t>
+      </w:r>
+    </w:p>
+    <w:p>
+      <w:pPr>
+        <w:pStyle w:val="ListNumber"/>
+      </w:pPr>
+      <w:r>
+        <w:rPr>
+          <w:rFonts w:ascii="Microsoft YaHei" w:hAnsi="Microsoft YaHei"/>
+          <w:b/>
+          <w:color w:val="1A1A1A"/>
+        </w:rPr>
+        <w:t>短期压制因素</w:t>
+      </w:r>
+      <w:r>
+        <w:rPr>
+          <w:rFonts w:ascii="Microsoft YaHei" w:hAnsi="Microsoft YaHei"/>
+        </w:rPr>
+        <w:t>：全球半导体/科技板块的剧烈调整引发避险情绪，新能源汽车板块整体承压（-4.11%），BYD 未能幸免于板块拖累，早盘冲高回落后仅微涨 0.48%。</w:t>
+      </w:r>
+    </w:p>
+    <w:p>
+      <w:pPr>
+        <w:pStyle w:val="ListNumber"/>
+      </w:pPr>
+      <w:r>
+        <w:rPr>
+          <w:rFonts w:ascii="Microsoft YaHei" w:hAnsi="Microsoft YaHei"/>
+          <w:b/>
+          <w:color w:val="1A1A1A"/>
+        </w:rPr>
+        <w:t>支撑因素</w:t>
+      </w:r>
+      <w:r>
+        <w:rPr>
+          <w:rFonts w:ascii="Microsoft YaHei" w:hAnsi="Microsoft YaHei"/>
+        </w:rPr>
+        <w:t>：整车板块整体走势偏强（+0.94%~+1.03%），固态电池与锂电池概念升温，原油暴跌强化新能源替代逻辑。资金面连续两日净流入，大单资金持续偏多，</w:t>
+      </w:r>
+      <w:r>
+        <w:rPr>
+          <w:rFonts w:ascii="Microsoft YaHei" w:hAnsi="Microsoft YaHei"/>
+          <w:b/>
+          <w:color w:val="1A1A1A"/>
+        </w:rPr>
+        <w:t>主力并未离场</w:t>
+      </w:r>
+      <w:r>
+        <w:rPr>
+          <w:rFonts w:ascii="Microsoft YaHei" w:hAnsi="Microsoft YaHei"/>
+        </w:rPr>
+        <w:t>。</w:t>
+      </w:r>
+    </w:p>
+    <w:p>
+      <w:pPr>
+        <w:pStyle w:val="ListNumber"/>
+      </w:pPr>
+      <w:r>
+        <w:rPr>
+          <w:rFonts w:ascii="Microsoft YaHei" w:hAnsi="Microsoft YaHei"/>
+          <w:b/>
+          <w:color w:val="1A1A1A"/>
+        </w:rPr>
+        <w:t>关键价位</w:t>
+      </w:r>
+      <w:r>
+        <w:rPr>
+          <w:rFonts w:ascii="Microsoft YaHei" w:hAnsi="Microsoft YaHei"/>
+        </w:rPr>
+        <w:t xml:space="preserve">：当前 </w:t>
+      </w:r>
+      <w:r>
+        <w:rPr>
+          <w:rFonts w:ascii="Microsoft YaHei" w:hAnsi="Microsoft YaHei"/>
+          <w:b/>
+          <w:color w:val="1A1A1A"/>
+        </w:rPr>
+        <w:t>93.92 元</w:t>
+      </w:r>
+      <w:r>
+        <w:rPr>
+          <w:rFonts w:ascii="Microsoft YaHei" w:hAnsi="Microsoft YaHei"/>
+        </w:rPr>
+        <w:t xml:space="preserve"> 站稳 MA5（92.24）上方，日内低点 92.77 元形成短期支撑；若午后能突破早盘高点 </w:t>
+      </w:r>
+      <w:r>
+        <w:rPr>
+          <w:rFonts w:ascii="Microsoft YaHei" w:hAnsi="Microsoft YaHei"/>
+          <w:b/>
+          <w:color w:val="1A1A1A"/>
+        </w:rPr>
+        <w:t>95.28 元</w:t>
+      </w:r>
+      <w:r>
+        <w:rPr>
+          <w:rFonts w:ascii="Microsoft YaHei" w:hAnsi="Microsoft YaHei"/>
+        </w:rPr>
+        <w:t xml:space="preserve">，有望向布林上轨 </w:t>
+      </w:r>
+      <w:r>
+        <w:rPr>
+          <w:rFonts w:ascii="Microsoft YaHei" w:hAnsi="Microsoft YaHei"/>
+          <w:b/>
+          <w:color w:val="1A1A1A"/>
+        </w:rPr>
+        <w:t>97.06 元</w:t>
+      </w:r>
+      <w:r>
+        <w:rPr>
+          <w:rFonts w:ascii="Microsoft YaHei" w:hAnsi="Microsoft YaHei"/>
+        </w:rPr>
+        <w:t xml:space="preserve"> 发起挑战。</w:t>
+      </w:r>
+    </w:p>
+    <w:p>
+      <w:r>
+        <w:rPr>
+          <w:rFonts w:ascii="Microsoft YaHei" w:hAnsi="Microsoft YaHei"/>
+          <w:b/>
+          <w:color w:val="1A1A1A"/>
         </w:rPr>
         <w:t>风险提示</w:t>
       </w:r>
       <w:r>
-        <w:t>：全球半导体板块持续暴跌可能压制市场整体风险偏好；创业板指大跌超6%的系统性风险不可忽视；布林上轨附近存在技术性压力；量比0.79显示今日属于缩量反弹，上攻动能需进一步确认。</w:t>
+        <w:rPr>
+          <w:rFonts w:ascii="Microsoft YaHei" w:hAnsi="Microsoft YaHei"/>
+        </w:rPr>
+        <w:t xml:space="preserve">：需警惕全球科技股调整持续发酵对新能源板块的扩散效应，以及创业板系统性下跌对高估值标的的压力。动态市盈率 </w:t>
+      </w:r>
+      <w:r>
+        <w:rPr>
+          <w:rFonts w:ascii="Microsoft YaHei" w:hAnsi="Microsoft YaHei"/>
+          <w:b/>
+          <w:color w:val="1A1A1A"/>
+        </w:rPr>
+        <w:t>52.41</w:t>
+      </w:r>
+      <w:r>
+        <w:rPr>
+          <w:rFonts w:ascii="Microsoft YaHei" w:hAnsi="Microsoft YaHei"/>
+        </w:rPr>
+        <w:t xml:space="preserve"> 压缩空间有限，短线操作以逢低布局为宜。</w:t>
       </w:r>
     </w:p>
     <w:p>
-      <w:r>
-        <w:t xml:space="preserve">&gt; </w:t>
-      </w:r>
+      <w:pPr>
+        <w:spacing w:before="240" w:after="240"/>
+        <w:pBdr>
+          <w:bottom w:val="single" w:sz="4" w:space="1" w:color="D0D7DE"/>
+        </w:pBdr>
+      </w:pPr>
+    </w:p>
+    <w:p>
       <w:r>
         <w:rPr>
-          <w:b/>
+          <w:rFonts w:ascii="Microsoft YaHei" w:hAnsi="Microsoft YaHei"/>
         </w:rPr>
-        <w:t>投资有风险，入市需谨慎。以上分析仅基于公开数据，不构成投资建议。</w:t>
+        <w:t>&gt; *以上分析基于公开数据整理，不构成投资建议。股市有风险，投资需谨慎。*</w:t>
       </w:r>
     </w:p>
     <w:sectPr>
+      <w:headerReference w:type="default" r:id="rId9"/>
+      <w:footerReference w:type="default" r:id="rId10"/>
       <w:pgSz w:w="12240" w:h="15840"/>
-      <w:pgMar w:top="1440" w:right="1800" w:bottom="1440" w:left="1800" w:header="720" w:footer="720" w:gutter="0"/>
+      <w:pgMar w:top="1134" w:right="1587" w:bottom="1134" w:left="1587" w:header="720" w:footer="720" w:gutter="0"/>
       <w:cols w:space="720"/>
       <w:docGrid w:linePitch="360"/>
     </w:sectPr>
   </w:body>
 </w:document>
+</file>
+
+<file path=word/footer1.xml><?xml version="1.0" encoding="utf-8"?>
+<w:ftr xmlns:m="http://schemas.openxmlformats.org/officeDocument/2006/math" xmlns:mc="http://schemas.openxmlformats.org/markup-compatibility/2006" xmlns:mo="http://schemas.microsoft.com/office/mac/office/2008/main" xmlns:mv="urn:schemas-microsoft-com:mac:vml" xmlns:o="urn:schemas-microsoft-com:office:office" xmlns:r="http://schemas.openxmlformats.org/officeDocument/2006/relationships" xmlns:v="urn:schemas-microsoft-com:vml" xmlns:w10="urn:schemas-microsoft-com:office:word" xmlns:w14="http://schemas.microsoft.com/office/word/2010/wordml" xmlns:w="http://schemas.openxmlformats.org/wordprocessingml/2006/main" xmlns:wne="http://schemas.microsoft.com/office/word/2006/wordml" xmlns:wp14="http://schemas.microsoft.com/office/word/2010/wordprocessingDrawing" xmlns:wp="http://schemas.openxmlformats.org/drawingml/2006/wordprocessingDrawing" xmlns:wpc="http://schemas.microsoft.com/office/word/2010/wordprocessingCanvas" xmlns:wpg="http://schemas.microsoft.com/office/word/2010/wordprocessingGroup" xmlns:wpi="http://schemas.microsoft.com/office/word/2010/wordprocessingInk" xmlns:wps="http://schemas.microsoft.com/office/word/2010/wordprocessingShape" mc:Ignorable="w14 wp14">
+  <w:p>
+    <w:pPr>
+      <w:pStyle w:val="Footer"/>
+      <w:jc w:val="center"/>
+    </w:pPr>
+    <w:r>
+      <w:rPr>
+        <w:color w:val="999999"/>
+        <w:sz w:val="15"/>
+      </w:rPr>
+      <w:t xml:space="preserve">— </w:t>
+      <w:fldChar w:fldCharType="begin"/>
+      <w:instrText xml:space="preserve"> PAGE </w:instrText>
+      <w:fldChar w:fldCharType="end"/>
+    </w:r>
+    <w:r>
+      <w:rPr>
+        <w:color w:val="999999"/>
+        <w:sz w:val="15"/>
+      </w:rPr>
+      <w:t xml:space="preserve"> —</w:t>
+    </w:r>
+  </w:p>
+</w:ftr>
+</file>
+
+<file path=word/header1.xml><?xml version="1.0" encoding="utf-8"?>
+<w:hdr xmlns:m="http://schemas.openxmlformats.org/officeDocument/2006/math" xmlns:mc="http://schemas.openxmlformats.org/markup-compatibility/2006" xmlns:mo="http://schemas.microsoft.com/office/mac/office/2008/main" xmlns:mv="urn:schemas-microsoft-com:mac:vml" xmlns:o="urn:schemas-microsoft-com:office:office" xmlns:r="http://schemas.openxmlformats.org/officeDocument/2006/relationships" xmlns:v="urn:schemas-microsoft-com:vml" xmlns:w10="urn:schemas-microsoft-com:office:word" xmlns:w14="http://schemas.microsoft.com/office/word/2010/wordml" xmlns:w="http://schemas.openxmlformats.org/wordprocessingml/2006/main" xmlns:wne="http://schemas.microsoft.com/office/word/2006/wordml" xmlns:wp14="http://schemas.microsoft.com/office/word/2010/wordprocessingDrawing" xmlns:wp="http://schemas.openxmlformats.org/drawingml/2006/wordprocessingDrawing" xmlns:wpc="http://schemas.microsoft.com/office/word/2010/wordprocessingCanvas" xmlns:wpg="http://schemas.microsoft.com/office/word/2010/wordprocessingGroup" xmlns:wpi="http://schemas.microsoft.com/office/word/2010/wordprocessingInk" xmlns:wps="http://schemas.microsoft.com/office/word/2010/wordprocessingShape" mc:Ignorable="w14 wp14">
+  <w:p>
+    <w:pPr>
+      <w:pStyle w:val="Header"/>
+      <w:jc w:val="right"/>
+    </w:pPr>
+    <w:r>
+      <w:rPr>
+        <w:rFonts w:ascii="Microsoft YaHei" w:hAnsi="Microsoft YaHei"/>
+        <w:color w:val="999999"/>
+        <w:sz w:val="15"/>
+      </w:rPr>
+      <w:t>比亚迪  |  数据截止 11:30</w:t>
+    </w:r>
+  </w:p>
+</w:hdr>
 </file>
 
 <file path=word/numbering.xml><?xml version="1.0" encoding="utf-8"?>
@@ -1446,11 +4017,12 @@
     <w:qFormat/>
     <w:rsid w:val="00FC693F"/>
     <w:pPr>
-      <w:spacing w:line="360" w:lineRule="auto"/>
+      <w:spacing w:line="360" w:lineRule="auto" w:after="120" w:before="0"/>
     </w:pPr>
     <w:rPr>
-      <w:rFonts w:ascii="Microsoft YaHei" w:hAnsi="Microsoft YaHei"/>
-      <w:sz w:val="22"/>
+      <w:rFonts w:ascii="Microsoft YaHei" w:hAnsi="Microsoft YaHei" w:eastAsia="Microsoft YaHei"/>
+      <w:color w:val="333333"/>
+      <w:sz w:val="21"/>
     </w:rPr>
   </w:style>
   <w:style w:type="paragraph" w:styleId="Header">
@@ -1979,8 +4551,14 @@
       <w:numPr>
         <w:numId w:val="1"/>
       </w:numPr>
+      <w:spacing w:after="40"/>
       <w:contextualSpacing/>
     </w:pPr>
+    <w:rPr>
+      <w:rFonts w:ascii="Microsoft YaHei" w:hAnsi="Microsoft YaHei" w:eastAsia="Microsoft YaHei"/>
+      <w:color w:val="333333"/>
+      <w:sz w:val="21"/>
+    </w:rPr>
   </w:style>
   <w:style w:type="paragraph" w:styleId="ListBullet2">
     <w:name w:val="List Bullet 2"/>
@@ -2018,8 +4596,14 @@
       <w:numPr>
         <w:numId w:val="5"/>
       </w:numPr>
+      <w:spacing w:after="40"/>
       <w:contextualSpacing/>
     </w:pPr>
+    <w:rPr>
+      <w:rFonts w:ascii="Microsoft YaHei" w:hAnsi="Microsoft YaHei" w:eastAsia="Microsoft YaHei"/>
+      <w:color w:val="333333"/>
+      <w:sz w:val="21"/>
+    </w:rPr>
   </w:style>
   <w:style w:type="paragraph" w:styleId="ListNumber2">
     <w:name w:val="List Number 2"/>
